--- a/files/original_student_files/fur5_ci_p_formulario.docx
+++ b/files/original_student_files/fur5_ci_p_formulario.docx
@@ -279,8 +279,8 @@
             <w:rPr>
               <w:rFonts w:ascii="Arial" w:hAnsi="Arial" w:cs="Arial"/>
               <w:color w:val="000000"/>
-              <w:sz w:val="20"/>
-              <w:szCs w:val="20"/>
+              <w:sz w:val="18"/>
+              <w:szCs w:val="18"/>
             </w:rPr>
             <w:alias w:val="full_name"/>
             <w:tag w:val="full_name"/>
@@ -308,16 +308,16 @@
                   <w:rPr>
                     <w:rFonts w:ascii="Arial" w:hAnsi="Arial" w:cs="Arial"/>
                     <w:color w:val="000000"/>
-                    <w:sz w:val="20"/>
-                    <w:szCs w:val="20"/>
+                    <w:sz w:val="18"/>
+                    <w:szCs w:val="18"/>
                   </w:rPr>
                 </w:pPr>
                 <w:r>
                   <w:rPr>
                     <w:rFonts w:ascii="Arial" w:hAnsi="Arial" w:cs="Arial"/>
                     <w:color w:val="000000"/>
-                    <w:sz w:val="20"/>
-                    <w:szCs w:val="20"/>
+                    <w:sz w:val="18"/>
+                    <w:szCs w:val="18"/>
                     <w:lang w:val="es-CL" w:eastAsia="es-CL"/>
                   </w:rPr>
                   <w:t>Escriba aquí</w:t>
@@ -343,8 +343,8 @@
               <w:rPr>
                 <w:rFonts w:ascii="Arial" w:hAnsi="Arial" w:cs="Arial"/>
                 <w:color w:val="000000"/>
-                <w:sz w:val="20"/>
-                <w:szCs w:val="20"/>
+                <w:sz w:val="18"/>
+                <w:szCs w:val="18"/>
               </w:rPr>
               <w:alias w:val="born_date"/>
               <w:tag w:val="born_date"/>
@@ -361,16 +361,16 @@
                   <w:rPr>
                     <w:rFonts w:ascii="Arial" w:hAnsi="Arial" w:cs="Arial"/>
                     <w:color w:val="000000"/>
-                    <w:sz w:val="20"/>
-                    <w:szCs w:val="20"/>
+                    <w:sz w:val="18"/>
+                    <w:szCs w:val="18"/>
                   </w:rPr>
                 </w:pPr>
                 <w:r>
                   <w:rPr>
                     <w:rFonts w:ascii="Arial" w:hAnsi="Arial" w:cs="Arial"/>
                     <w:color w:val="000000"/>
-                    <w:sz w:val="20"/>
-                    <w:szCs w:val="20"/>
+                    <w:sz w:val="18"/>
+                    <w:szCs w:val="18"/>
                     <w:lang w:val="es-CL" w:eastAsia="es-CL"/>
                   </w:rPr>
                   <w:t>Escriba aquí</w:t>
@@ -405,8 +405,8 @@
               <w:rPr>
                 <w:rFonts w:ascii="Arial" w:hAnsi="Arial" w:cs="Arial"/>
                 <w:color w:val="000000"/>
-                <w:sz w:val="20"/>
-                <w:szCs w:val="20"/>
+                <w:sz w:val="18"/>
+                <w:szCs w:val="18"/>
               </w:rPr>
               <w:alias w:val="age"/>
               <w:tag w:val="age"/>
@@ -424,16 +424,16 @@
                   <w:rPr>
                     <w:rFonts w:ascii="Arial" w:hAnsi="Arial" w:cs="Arial"/>
                     <w:color w:val="000000"/>
-                    <w:sz w:val="20"/>
-                    <w:szCs w:val="20"/>
+                    <w:sz w:val="18"/>
+                    <w:szCs w:val="18"/>
                   </w:rPr>
                 </w:pPr>
                 <w:r>
                   <w:rPr>
                     <w:rFonts w:ascii="Arial" w:hAnsi="Arial" w:cs="Arial"/>
                     <w:color w:val="000000"/>
-                    <w:sz w:val="20"/>
-                    <w:szCs w:val="20"/>
+                    <w:sz w:val="18"/>
+                    <w:szCs w:val="18"/>
                     <w:lang w:val="es-CL" w:eastAsia="es-CL"/>
                   </w:rPr>
                   <w:t>Escriba aquí</w:t>
@@ -457,8 +457,8 @@
             <w:rPr>
               <w:rFonts w:ascii="Arial" w:hAnsi="Arial" w:cs="Arial"/>
               <w:color w:val="000000"/>
-              <w:sz w:val="20"/>
-              <w:szCs w:val="20"/>
+              <w:sz w:val="18"/>
+              <w:szCs w:val="18"/>
             </w:rPr>
             <w:alias w:val="identification_number"/>
             <w:tag w:val="identification_number"/>
@@ -485,16 +485,16 @@
                   <w:rPr>
                     <w:rFonts w:ascii="Arial" w:hAnsi="Arial" w:cs="Arial"/>
                     <w:color w:val="000000"/>
-                    <w:sz w:val="20"/>
-                    <w:szCs w:val="20"/>
+                    <w:sz w:val="18"/>
+                    <w:szCs w:val="18"/>
                   </w:rPr>
                 </w:pPr>
                 <w:r>
                   <w:rPr>
                     <w:rFonts w:ascii="Arial" w:hAnsi="Arial" w:cs="Arial"/>
                     <w:color w:val="000000"/>
-                    <w:sz w:val="20"/>
-                    <w:szCs w:val="20"/>
+                    <w:sz w:val="18"/>
+                    <w:szCs w:val="18"/>
                     <w:lang w:val="es-CL" w:eastAsia="es-CL"/>
                   </w:rPr>
                   <w:t>Escriba aquí</w:t>
@@ -729,8 +729,8 @@
                 <w:rPr>
                   <w:rFonts w:ascii="MS Gothic" w:hAnsi="MS Gothic" w:cs="MS Gothic" w:eastAsia="MS Gothic"/>
                   <w:color w:val="000000"/>
-                  <w:sz w:val="20"/>
-                  <w:szCs w:val="20"/>
+                  <w:sz w:val="18"/>
+                  <w:szCs w:val="18"/>
                 </w:rPr>
                 <w:alias w:val="educational_option__escuela_especial"/>
                 <w:tag w:val="educational_option__escuela_especial"/>
@@ -747,8 +747,8 @@
                   <w:rPr>
                     <w:rFonts w:ascii="MS Gothic" w:hAnsi="MS Gothic" w:cs="MS Gothic" w:eastAsia="MS Gothic"/>
                     <w:color w:val="000000"/>
-                    <w:sz w:val="20"/>
-                    <w:szCs w:val="20"/>
+                    <w:sz w:val="18"/>
+                    <w:szCs w:val="18"/>
                   </w:rPr>
                   <w:t>☐</w:t>
                 </w:r>
@@ -767,8 +767,8 @@
                 <w:rPr>
                   <w:rFonts w:ascii="MS Gothic" w:hAnsi="MS Gothic" w:cs="MS Gothic" w:eastAsia="MS Gothic"/>
                   <w:color w:val="000000"/>
-                  <w:sz w:val="20"/>
-                  <w:szCs w:val="20"/>
+                  <w:sz w:val="18"/>
+                  <w:szCs w:val="18"/>
                 </w:rPr>
                 <w:alias w:val="educational_option__pie"/>
                 <w:tag w:val="educational_option__pie"/>
@@ -785,8 +785,8 @@
                   <w:rPr>
                     <w:rFonts w:ascii="MS Gothic" w:hAnsi="MS Gothic" w:cs="MS Gothic" w:eastAsia="MS Gothic"/>
                     <w:color w:val="000000"/>
-                    <w:sz w:val="20"/>
-                    <w:szCs w:val="20"/>
+                    <w:sz w:val="18"/>
+                    <w:szCs w:val="18"/>
                   </w:rPr>
                   <w:t>☐</w:t>
                 </w:r>
@@ -829,8 +829,8 @@
               <w:rPr>
                 <w:rFonts w:ascii="Arial" w:hAnsi="Arial" w:cs="Arial"/>
                 <w:color w:val="000000"/>
-                <w:sz w:val="20"/>
-                <w:szCs w:val="20"/>
+                <w:sz w:val="18"/>
+                <w:szCs w:val="18"/>
               </w:rPr>
               <w:alias w:val="current_course"/>
               <w:tag w:val="current_course"/>
@@ -847,16 +847,16 @@
                   <w:rPr>
                     <w:rFonts w:ascii="Arial" w:hAnsi="Arial" w:cs="Arial"/>
                     <w:color w:val="000000"/>
-                    <w:sz w:val="20"/>
-                    <w:szCs w:val="20"/>
+                    <w:sz w:val="18"/>
+                    <w:szCs w:val="18"/>
                   </w:rPr>
                 </w:pPr>
                 <w:r>
                   <w:rPr>
                     <w:rFonts w:ascii="Arial" w:hAnsi="Arial" w:cs="Arial"/>
                     <w:color w:val="000000"/>
-                    <w:sz w:val="20"/>
-                    <w:szCs w:val="20"/>
+                    <w:sz w:val="18"/>
+                    <w:szCs w:val="18"/>
                     <w:lang w:val="es-CL" w:eastAsia="es-CL"/>
                   </w:rPr>
                   <w:t>Escriba aquí</w:t>
@@ -974,8 +974,8 @@
                 <w:rPr>
                   <w:rFonts w:ascii="Arial" w:hAnsi="Arial" w:cs="Arial"/>
                   <w:color w:val="000000"/>
-                  <w:sz w:val="20"/>
-                  <w:szCs w:val="20"/>
+                  <w:sz w:val="18"/>
+                  <w:szCs w:val="18"/>
                 </w:rPr>
                 <w:alias w:val="educational_option_other_detail"/>
                 <w:tag w:val="educational_option_other_detail"/>
@@ -991,8 +991,8 @@
                   <w:rPr>
                     <w:rFonts w:ascii="Arial" w:hAnsi="Arial" w:cs="Arial"/>
                     <w:color w:val="000000"/>
-                    <w:sz w:val="20"/>
-                    <w:szCs w:val="20"/>
+                    <w:sz w:val="18"/>
+                    <w:szCs w:val="18"/>
                     <w:lang w:val="es-CL" w:eastAsia="es-CL"/>
                   </w:rPr>
                   <w:t>Escriba aquí</w:t>
@@ -1064,8 +1064,8 @@
                 <w:rPr>
                   <w:rFonts w:ascii="MS Gothic" w:hAnsi="MS Gothic" w:cs="MS Gothic" w:eastAsia="MS Gothic"/>
                   <w:color w:val="000000"/>
-                  <w:sz w:val="20"/>
-                  <w:szCs w:val="20"/>
+                  <w:sz w:val="18"/>
+                  <w:szCs w:val="18"/>
                 </w:rPr>
                 <w:alias w:val="communication_way__oral"/>
                 <w:tag w:val="communication_way__oral"/>
@@ -1082,8 +1082,8 @@
                   <w:rPr>
                     <w:rFonts w:ascii="MS Gothic" w:hAnsi="MS Gothic" w:cs="MS Gothic" w:eastAsia="MS Gothic"/>
                     <w:color w:val="000000"/>
-                    <w:sz w:val="20"/>
-                    <w:szCs w:val="20"/>
+                    <w:sz w:val="18"/>
+                    <w:szCs w:val="18"/>
                   </w:rPr>
                   <w:t>☐</w:t>
                 </w:r>
@@ -1127,8 +1127,8 @@
                 <w:rPr>
                   <w:rFonts w:ascii="MS Gothic" w:hAnsi="MS Gothic" w:cs="MS Gothic" w:eastAsia="MS Gothic"/>
                   <w:color w:val="000000"/>
-                  <w:sz w:val="20"/>
-                  <w:szCs w:val="20"/>
+                  <w:sz w:val="18"/>
+                  <w:szCs w:val="18"/>
                 </w:rPr>
                 <w:alias w:val="communication_way__lengua_senas"/>
                 <w:tag w:val="communication_way__lengua_senas"/>
@@ -1145,8 +1145,8 @@
                   <w:rPr>
                     <w:rFonts w:ascii="MS Gothic" w:hAnsi="MS Gothic" w:cs="MS Gothic" w:eastAsia="MS Gothic"/>
                     <w:color w:val="000000"/>
-                    <w:sz w:val="20"/>
-                    <w:szCs w:val="20"/>
+                    <w:sz w:val="18"/>
+                    <w:szCs w:val="18"/>
                   </w:rPr>
                   <w:t>☐</w:t>
                 </w:r>
@@ -1192,8 +1192,8 @@
                 <w:rPr>
                   <w:rFonts w:ascii="MS Gothic" w:hAnsi="MS Gothic" w:cs="MS Gothic" w:eastAsia="MS Gothic"/>
                   <w:color w:val="000000"/>
-                  <w:sz w:val="20"/>
-                  <w:szCs w:val="20"/>
+                  <w:sz w:val="18"/>
+                  <w:szCs w:val="18"/>
                   <w:lang w:val="es-ES_tradnl"/>
                 </w:rPr>
                 <w:alias w:val="communication_way__otra"/>
@@ -1211,8 +1211,8 @@
                   <w:rPr>
                     <w:rFonts w:ascii="MS Gothic" w:hAnsi="MS Gothic" w:cs="MS Gothic" w:eastAsia="MS Gothic"/>
                     <w:color w:val="000000"/>
-                    <w:sz w:val="20"/>
-                    <w:szCs w:val="20"/>
+                    <w:sz w:val="18"/>
+                    <w:szCs w:val="18"/>
                     <w:lang w:val="es-ES_tradnl"/>
                   </w:rPr>
                   <w:t>☐</w:t>
@@ -1241,8 +1241,8 @@
                 <w:rPr>
                   <w:rFonts w:ascii="Arial" w:hAnsi="Arial" w:cs="Arial"/>
                   <w:color w:val="000000"/>
-                  <w:sz w:val="20"/>
-                  <w:szCs w:val="20"/>
+                  <w:sz w:val="18"/>
+                  <w:szCs w:val="18"/>
                   <w:lang w:val="es-ES_tradnl"/>
                 </w:rPr>
                 <w:alias w:val="communication_way_other_detail"/>
@@ -1259,8 +1259,8 @@
                   <w:rPr>
                     <w:rFonts w:ascii="Arial" w:hAnsi="Arial" w:cs="Arial"/>
                     <w:color w:val="000000"/>
-                    <w:sz w:val="20"/>
-                    <w:szCs w:val="20"/>
+                    <w:sz w:val="18"/>
+                    <w:szCs w:val="18"/>
                     <w:lang w:val="es-CL" w:eastAsia="es-CL"/>
                   </w:rPr>
                   <w:t>Escriba aquí</w:t>
@@ -1335,8 +1335,8 @@
             <w:rPr>
               <w:rFonts w:ascii="Arial" w:hAnsi="Arial" w:cs="Arial"/>
               <w:color w:val="000000"/>
-              <w:sz w:val="20"/>
-              <w:szCs w:val="20"/>
+              <w:sz w:val="18"/>
+              <w:szCs w:val="18"/>
             </w:rPr>
             <w:alias w:val="establishment_name"/>
             <w:tag w:val="establishment_name"/>
@@ -1365,16 +1365,16 @@
                   <w:rPr>
                     <w:rFonts w:ascii="Arial" w:hAnsi="Arial" w:cs="Arial"/>
                     <w:color w:val="000000"/>
-                    <w:sz w:val="20"/>
-                    <w:szCs w:val="20"/>
+                    <w:sz w:val="18"/>
+                    <w:szCs w:val="18"/>
                   </w:rPr>
                 </w:pPr>
                 <w:r>
                   <w:rPr>
                     <w:rFonts w:ascii="Arial" w:hAnsi="Arial" w:cs="Arial"/>
                     <w:color w:val="000000"/>
-                    <w:sz w:val="20"/>
-                    <w:szCs w:val="20"/>
+                    <w:sz w:val="18"/>
+                    <w:szCs w:val="18"/>
                     <w:lang w:val="es-CL" w:eastAsia="es-CL"/>
                   </w:rPr>
                   <w:t>Escriba aquí</w:t>
@@ -1388,8 +1388,8 @@
             <w:rPr>
               <w:rFonts w:ascii="Arial" w:hAnsi="Arial" w:cs="Arial"/>
               <w:color w:val="000000"/>
-              <w:sz w:val="20"/>
-              <w:szCs w:val="20"/>
+              <w:sz w:val="18"/>
+              <w:szCs w:val="18"/>
             </w:rPr>
             <w:alias w:val="rbd"/>
             <w:tag w:val="rbd"/>
@@ -1419,16 +1419,16 @@
                   <w:rPr>
                     <w:rFonts w:ascii="Arial" w:hAnsi="Arial" w:cs="Arial"/>
                     <w:color w:val="000000"/>
-                    <w:sz w:val="20"/>
-                    <w:szCs w:val="20"/>
+                    <w:sz w:val="18"/>
+                    <w:szCs w:val="18"/>
                   </w:rPr>
                 </w:pPr>
                 <w:r>
                   <w:rPr>
                     <w:rFonts w:ascii="Arial" w:hAnsi="Arial" w:cs="Arial"/>
                     <w:color w:val="000000"/>
-                    <w:sz w:val="20"/>
-                    <w:szCs w:val="20"/>
+                    <w:sz w:val="18"/>
+                    <w:szCs w:val="18"/>
                     <w:lang w:val="es-CL" w:eastAsia="es-CL"/>
                   </w:rPr>
                   <w:t>Escriba aquí</w:t>
@@ -1442,8 +1442,8 @@
             <w:rPr>
               <w:rFonts w:ascii="Arial" w:hAnsi="Arial" w:cs="Arial"/>
               <w:color w:val="000000"/>
-              <w:sz w:val="20"/>
-              <w:szCs w:val="20"/>
+              <w:sz w:val="18"/>
+              <w:szCs w:val="18"/>
             </w:rPr>
             <w:alias w:val="director_signature"/>
             <w:tag w:val="director_signature"/>
@@ -1473,16 +1473,16 @@
                   <w:rPr>
                     <w:rFonts w:ascii="Arial" w:hAnsi="Arial" w:cs="Arial"/>
                     <w:color w:val="000000"/>
-                    <w:sz w:val="20"/>
-                    <w:szCs w:val="20"/>
+                    <w:sz w:val="18"/>
+                    <w:szCs w:val="18"/>
                   </w:rPr>
                 </w:pPr>
                 <w:r>
                   <w:rPr>
                     <w:rFonts w:ascii="Arial" w:hAnsi="Arial" w:cs="Arial"/>
                     <w:color w:val="000000"/>
-                    <w:sz w:val="20"/>
-                    <w:szCs w:val="20"/>
+                    <w:sz w:val="18"/>
+                    <w:szCs w:val="18"/>
                     <w:lang w:val="es-CL" w:eastAsia="es-CL"/>
                   </w:rPr>
                   <w:t>Escriba aquí</w:t>
@@ -1755,8 +1755,8 @@
               <w:rPr>
                 <w:rFonts w:ascii="Arial" w:hAnsi="Arial" w:cs="Arial"/>
                 <w:color w:val="000000"/>
-                <w:sz w:val="20"/>
-                <w:szCs w:val="20"/>
+                <w:sz w:val="18"/>
+                <w:szCs w:val="18"/>
               </w:rPr>
               <w:alias w:val="professional_id"/>
               <w:tag w:val="professional_id"/>
@@ -1773,16 +1773,16 @@
                   <w:rPr>
                     <w:rFonts w:ascii="Arial" w:hAnsi="Arial" w:cs="Arial"/>
                     <w:color w:val="000000"/>
-                    <w:sz w:val="20"/>
-                    <w:szCs w:val="20"/>
+                    <w:sz w:val="18"/>
+                    <w:szCs w:val="18"/>
                   </w:rPr>
                 </w:pPr>
                 <w:r>
                   <w:rPr>
                     <w:rFonts w:ascii="Arial" w:hAnsi="Arial" w:cs="Arial"/>
                     <w:color w:val="000000"/>
-                    <w:sz w:val="20"/>
-                    <w:szCs w:val="20"/>
+                    <w:sz w:val="18"/>
+                    <w:szCs w:val="18"/>
                     <w:lang w:val="es-CL" w:eastAsia="es-CL"/>
                   </w:rPr>
                   <w:t>Escriba aquí</w:t>
@@ -1840,8 +1840,8 @@
               <w:rPr>
                 <w:rFonts w:ascii="Arial" w:hAnsi="Arial" w:cs="Arial"/>
                 <w:color w:val="000000"/>
-                <w:sz w:val="20"/>
-                <w:szCs w:val="20"/>
+                <w:sz w:val="18"/>
+                <w:szCs w:val="18"/>
               </w:rPr>
               <w:alias w:val="professional_identification_number"/>
               <w:tag w:val="professional_identification_number"/>
@@ -1858,16 +1858,16 @@
                   <w:rPr>
                     <w:rFonts w:ascii="Arial" w:hAnsi="Arial" w:cs="Arial"/>
                     <w:color w:val="000000"/>
-                    <w:sz w:val="20"/>
-                    <w:szCs w:val="20"/>
+                    <w:sz w:val="18"/>
+                    <w:szCs w:val="18"/>
                   </w:rPr>
                 </w:pPr>
                 <w:r>
                   <w:rPr>
                     <w:rFonts w:ascii="Arial" w:hAnsi="Arial" w:cs="Arial"/>
                     <w:color w:val="000000"/>
-                    <w:sz w:val="20"/>
-                    <w:szCs w:val="20"/>
+                    <w:sz w:val="18"/>
+                    <w:szCs w:val="18"/>
                     <w:lang w:val="es-CL" w:eastAsia="es-CL"/>
                   </w:rPr>
                   <w:t>Escriba aquí</w:t>
@@ -2003,8 +2003,8 @@
               <w:rPr>
                 <w:rFonts w:ascii="Arial" w:hAnsi="Arial" w:cs="Arial"/>
                 <w:color w:val="000000"/>
-                <w:sz w:val="20"/>
-                <w:szCs w:val="20"/>
+                <w:sz w:val="18"/>
+                <w:szCs w:val="18"/>
               </w:rPr>
               <w:alias w:val="profession_specialty_id"/>
               <w:tag w:val="profession_specialty_id"/>
@@ -2021,16 +2021,16 @@
                   <w:rPr>
                     <w:rFonts w:ascii="Arial" w:hAnsi="Arial" w:cs="Arial"/>
                     <w:color w:val="000000"/>
-                    <w:sz w:val="20"/>
-                    <w:szCs w:val="20"/>
+                    <w:sz w:val="18"/>
+                    <w:szCs w:val="18"/>
                   </w:rPr>
                 </w:pPr>
                 <w:r>
                   <w:rPr>
                     <w:rFonts w:ascii="Arial" w:hAnsi="Arial" w:cs="Arial"/>
                     <w:color w:val="000000"/>
-                    <w:sz w:val="20"/>
-                    <w:szCs w:val="20"/>
+                    <w:sz w:val="18"/>
+                    <w:szCs w:val="18"/>
                     <w:lang w:val="es-CL" w:eastAsia="es-CL"/>
                   </w:rPr>
                   <w:t>Escriba aquí</w:t>
@@ -2064,8 +2064,8 @@
               <w:rPr>
                 <w:rFonts w:ascii="Arial" w:hAnsi="Arial" w:cs="Arial"/>
                 <w:color w:val="000000"/>
-                <w:sz w:val="20"/>
-                <w:szCs w:val="20"/>
+                <w:sz w:val="18"/>
+                <w:szCs w:val="18"/>
               </w:rPr>
               <w:alias w:val="contact_phone"/>
               <w:tag w:val="contact_phone"/>
@@ -2082,16 +2082,16 @@
                   <w:rPr>
                     <w:rFonts w:ascii="Arial" w:hAnsi="Arial" w:cs="Arial"/>
                     <w:color w:val="000000"/>
-                    <w:sz w:val="20"/>
-                    <w:szCs w:val="20"/>
+                    <w:sz w:val="18"/>
+                    <w:szCs w:val="18"/>
                   </w:rPr>
                 </w:pPr>
                 <w:r>
                   <w:rPr>
                     <w:rFonts w:ascii="Arial" w:hAnsi="Arial" w:cs="Arial"/>
                     <w:color w:val="000000"/>
-                    <w:sz w:val="20"/>
-                    <w:szCs w:val="20"/>
+                    <w:sz w:val="18"/>
+                    <w:szCs w:val="18"/>
                     <w:lang w:val="es-CL" w:eastAsia="es-CL"/>
                   </w:rPr>
                   <w:t>Escriba aquí</w:t>
@@ -2124,8 +2124,8 @@
               <w:rPr>
                 <w:rFonts w:ascii="Arial" w:hAnsi="Arial" w:cs="Arial"/>
                 <w:color w:val="000000"/>
-                <w:sz w:val="20"/>
-                <w:szCs w:val="20"/>
+                <w:sz w:val="18"/>
+                <w:szCs w:val="18"/>
               </w:rPr>
               <w:alias w:val="contact_email"/>
               <w:tag w:val="contact_email"/>
@@ -2142,16 +2142,16 @@
                   <w:rPr>
                     <w:rFonts w:ascii="Arial" w:hAnsi="Arial" w:cs="Arial"/>
                     <w:color w:val="000000"/>
-                    <w:sz w:val="20"/>
-                    <w:szCs w:val="20"/>
+                    <w:sz w:val="18"/>
+                    <w:szCs w:val="18"/>
                   </w:rPr>
                 </w:pPr>
                 <w:r>
                   <w:rPr>
                     <w:rFonts w:ascii="Arial" w:hAnsi="Arial" w:cs="Arial"/>
                     <w:color w:val="000000"/>
-                    <w:sz w:val="20"/>
-                    <w:szCs w:val="20"/>
+                    <w:sz w:val="18"/>
+                    <w:szCs w:val="18"/>
                     <w:lang w:val="es-CL" w:eastAsia="es-CL"/>
                   </w:rPr>
                   <w:t>Escriba aquí</w:t>
@@ -2287,8 +2287,8 @@
             <w:rPr>
               <w:rFonts w:ascii="Arial" w:hAnsi="Arial" w:cs="Arial"/>
               <w:color w:val="000000"/>
-              <w:sz w:val="20"/>
-              <w:szCs w:val="20"/>
+              <w:sz w:val="18"/>
+              <w:szCs w:val="18"/>
             </w:rPr>
             <w:alias w:val="professional_signature"/>
             <w:tag w:val="professional_signature"/>
@@ -2316,16 +2316,16 @@
                   <w:rPr>
                     <w:rFonts w:ascii="Arial" w:hAnsi="Arial" w:cs="Arial"/>
                     <w:color w:val="000000"/>
-                    <w:sz w:val="20"/>
-                    <w:szCs w:val="20"/>
+                    <w:sz w:val="18"/>
+                    <w:szCs w:val="18"/>
                   </w:rPr>
                 </w:pPr>
                 <w:r>
                   <w:rPr>
                     <w:rFonts w:ascii="Arial" w:hAnsi="Arial" w:cs="Arial"/>
                     <w:color w:val="000000"/>
-                    <w:sz w:val="20"/>
-                    <w:szCs w:val="20"/>
+                    <w:sz w:val="18"/>
+                    <w:szCs w:val="18"/>
                     <w:lang w:val="es-CL" w:eastAsia="es-CL"/>
                   </w:rPr>
                   <w:t>Escriba aquí</w:t>
@@ -2359,8 +2359,8 @@
             <w:rPr>
               <w:rFonts w:ascii="Arial" w:hAnsi="Arial" w:cs="Arial"/>
               <w:color w:val="000000"/>
-              <w:sz w:val="20"/>
-              <w:szCs w:val="20"/>
+              <w:sz w:val="18"/>
+              <w:szCs w:val="18"/>
             </w:rPr>
             <w:alias w:val="registration_date"/>
             <w:tag w:val="registration_date"/>
@@ -2388,16 +2388,16 @@
                   <w:rPr>
                     <w:rFonts w:ascii="Arial" w:hAnsi="Arial" w:cs="Arial"/>
                     <w:color w:val="000000"/>
-                    <w:sz w:val="20"/>
-                    <w:szCs w:val="20"/>
+                    <w:sz w:val="18"/>
+                    <w:szCs w:val="18"/>
                   </w:rPr>
                 </w:pPr>
                 <w:r>
                   <w:rPr>
                     <w:rFonts w:ascii="Arial" w:hAnsi="Arial" w:cs="Arial"/>
                     <w:color w:val="000000"/>
-                    <w:sz w:val="20"/>
-                    <w:szCs w:val="20"/>
+                    <w:sz w:val="18"/>
+                    <w:szCs w:val="18"/>
                     <w:lang w:val="es-CL" w:eastAsia="es-CL"/>
                   </w:rPr>
                   <w:t>Escriba aquí</w:t>
@@ -2732,8 +2732,8 @@
               <w:rPr>
                 <w:rFonts w:ascii="Arial" w:hAnsi="Arial" w:cs="Arial"/>
                 <w:color w:val="000000"/>
-                <w:sz w:val="20"/>
-                <w:szCs w:val="20"/>
+                <w:sz w:val="18"/>
+                <w:szCs w:val="18"/>
               </w:rPr>
               <w:alias w:val="participating_professionals[0].professional_id"/>
               <w:tag w:val="participating_professionals[0].professional_id"/>
@@ -2750,16 +2750,16 @@
                   <w:rPr>
                     <w:rFonts w:ascii="Arial" w:hAnsi="Arial" w:cs="Arial"/>
                     <w:color w:val="000000"/>
-                    <w:sz w:val="20"/>
-                    <w:szCs w:val="20"/>
+                    <w:sz w:val="18"/>
+                    <w:szCs w:val="18"/>
                   </w:rPr>
                 </w:pPr>
                 <w:r>
                   <w:rPr>
                     <w:rFonts w:ascii="Arial" w:hAnsi="Arial" w:cs="Arial"/>
                     <w:color w:val="000000"/>
-                    <w:sz w:val="20"/>
-                    <w:szCs w:val="20"/>
+                    <w:sz w:val="18"/>
+                    <w:szCs w:val="18"/>
                     <w:lang w:val="es-CL" w:eastAsia="es-CL"/>
                   </w:rPr>
                   <w:t>Escriba aquí</w:t>
@@ -2913,8 +2913,8 @@
             <w:rPr>
               <w:rFonts w:ascii="Arial" w:hAnsi="Arial" w:cs="Arial"/>
               <w:color w:val="000000"/>
-              <w:sz w:val="20"/>
-              <w:szCs w:val="20"/>
+              <w:sz w:val="18"/>
+              <w:szCs w:val="18"/>
             </w:rPr>
             <w:alias w:val="participating_professionals[0].profession_id"/>
             <w:tag w:val="participating_professionals[0].profession_id"/>
@@ -2936,16 +2936,16 @@
                   <w:rPr>
                     <w:rFonts w:ascii="Arial" w:hAnsi="Arial" w:cs="Arial"/>
                     <w:color w:val="000000"/>
-                    <w:sz w:val="20"/>
-                    <w:szCs w:val="20"/>
+                    <w:sz w:val="18"/>
+                    <w:szCs w:val="18"/>
                   </w:rPr>
                 </w:pPr>
                 <w:r>
                   <w:rPr>
                     <w:rFonts w:ascii="Arial" w:hAnsi="Arial" w:cs="Arial"/>
                     <w:color w:val="000000"/>
-                    <w:sz w:val="20"/>
-                    <w:szCs w:val="20"/>
+                    <w:sz w:val="18"/>
+                    <w:szCs w:val="18"/>
                     <w:lang w:val="es-CL" w:eastAsia="es-CL"/>
                   </w:rPr>
                   <w:t>Escriba aquí</w:t>
@@ -2959,8 +2959,8 @@
             <w:rPr>
               <w:rFonts w:ascii="Arial" w:hAnsi="Arial" w:cs="Arial"/>
               <w:color w:val="000000"/>
-              <w:sz w:val="20"/>
-              <w:szCs w:val="20"/>
+              <w:sz w:val="18"/>
+              <w:szCs w:val="18"/>
             </w:rPr>
             <w:alias w:val="participating_professionals[0].phone_email"/>
             <w:tag w:val="participating_professionals[0].phone_email"/>
@@ -2982,16 +2982,16 @@
                   <w:rPr>
                     <w:rFonts w:ascii="Arial" w:hAnsi="Arial" w:cs="Arial"/>
                     <w:color w:val="000000"/>
-                    <w:sz w:val="20"/>
-                    <w:szCs w:val="20"/>
+                    <w:sz w:val="18"/>
+                    <w:szCs w:val="18"/>
                   </w:rPr>
                 </w:pPr>
                 <w:r>
                   <w:rPr>
                     <w:rFonts w:ascii="Arial" w:hAnsi="Arial" w:cs="Arial"/>
                     <w:color w:val="000000"/>
-                    <w:sz w:val="20"/>
-                    <w:szCs w:val="20"/>
+                    <w:sz w:val="18"/>
+                    <w:szCs w:val="18"/>
                     <w:lang w:val="es-CL" w:eastAsia="es-CL"/>
                   </w:rPr>
                   <w:t>Escriba aquí</w:t>
@@ -3005,8 +3005,8 @@
             <w:rPr>
               <w:rFonts w:ascii="Arial" w:hAnsi="Arial" w:cs="Arial"/>
               <w:color w:val="000000"/>
-              <w:sz w:val="20"/>
-              <w:szCs w:val="20"/>
+              <w:sz w:val="18"/>
+              <w:szCs w:val="18"/>
             </w:rPr>
             <w:alias w:val="participating_professionals[0].professional_registration"/>
             <w:tag w:val="participating_professionals[0].professional_registration"/>
@@ -3028,16 +3028,16 @@
                   <w:rPr>
                     <w:rFonts w:ascii="Arial" w:hAnsi="Arial" w:cs="Arial"/>
                     <w:color w:val="000000"/>
-                    <w:sz w:val="20"/>
-                    <w:szCs w:val="20"/>
+                    <w:sz w:val="18"/>
+                    <w:szCs w:val="18"/>
                   </w:rPr>
                 </w:pPr>
                 <w:r>
                   <w:rPr>
                     <w:rFonts w:ascii="Arial" w:hAnsi="Arial" w:cs="Arial"/>
                     <w:color w:val="000000"/>
-                    <w:sz w:val="20"/>
-                    <w:szCs w:val="20"/>
+                    <w:sz w:val="18"/>
+                    <w:szCs w:val="18"/>
                     <w:lang w:val="es-CL" w:eastAsia="es-CL"/>
                   </w:rPr>
                   <w:t>Escriba aquí</w:t>
@@ -3057,8 +3057,8 @@
             <w:rPr>
               <w:rFonts w:ascii="Arial" w:hAnsi="Arial" w:cs="Arial"/>
               <w:color w:val="000000"/>
-              <w:sz w:val="20"/>
-              <w:szCs w:val="20"/>
+              <w:sz w:val="18"/>
+              <w:szCs w:val="18"/>
             </w:rPr>
             <w:alias w:val="participating_professionals[1].professional_id"/>
             <w:tag w:val="participating_professionals[1].professional_id"/>
@@ -3080,16 +3080,16 @@
                   <w:rPr>
                     <w:rFonts w:ascii="Arial" w:hAnsi="Arial" w:cs="Arial"/>
                     <w:color w:val="000000"/>
-                    <w:sz w:val="20"/>
-                    <w:szCs w:val="20"/>
+                    <w:sz w:val="18"/>
+                    <w:szCs w:val="18"/>
                   </w:rPr>
                 </w:pPr>
                 <w:r>
                   <w:rPr>
                     <w:rFonts w:ascii="Arial" w:hAnsi="Arial" w:cs="Arial"/>
                     <w:color w:val="000000"/>
-                    <w:sz w:val="20"/>
-                    <w:szCs w:val="20"/>
+                    <w:sz w:val="18"/>
+                    <w:szCs w:val="18"/>
                     <w:lang w:val="es-CL" w:eastAsia="es-CL"/>
                   </w:rPr>
                   <w:t>Escriba aquí</w:t>
@@ -3103,8 +3103,8 @@
             <w:rPr>
               <w:rFonts w:ascii="Arial" w:hAnsi="Arial" w:cs="Arial"/>
               <w:color w:val="000000"/>
-              <w:sz w:val="20"/>
-              <w:szCs w:val="20"/>
+              <w:sz w:val="18"/>
+              <w:szCs w:val="18"/>
             </w:rPr>
             <w:alias w:val="participating_professionals[1].profession_id"/>
             <w:tag w:val="participating_professionals[1].profession_id"/>
@@ -3126,16 +3126,16 @@
                   <w:rPr>
                     <w:rFonts w:ascii="Arial" w:hAnsi="Arial" w:cs="Arial"/>
                     <w:color w:val="000000"/>
-                    <w:sz w:val="20"/>
-                    <w:szCs w:val="20"/>
+                    <w:sz w:val="18"/>
+                    <w:szCs w:val="18"/>
                   </w:rPr>
                 </w:pPr>
                 <w:r>
                   <w:rPr>
                     <w:rFonts w:ascii="Arial" w:hAnsi="Arial" w:cs="Arial"/>
                     <w:color w:val="000000"/>
-                    <w:sz w:val="20"/>
-                    <w:szCs w:val="20"/>
+                    <w:sz w:val="18"/>
+                    <w:szCs w:val="18"/>
                     <w:lang w:val="es-CL" w:eastAsia="es-CL"/>
                   </w:rPr>
                   <w:t>Escriba aquí</w:t>
@@ -3149,8 +3149,8 @@
             <w:rPr>
               <w:rFonts w:ascii="Arial" w:hAnsi="Arial" w:cs="Arial"/>
               <w:color w:val="000000"/>
-              <w:sz w:val="20"/>
-              <w:szCs w:val="20"/>
+              <w:sz w:val="18"/>
+              <w:szCs w:val="18"/>
             </w:rPr>
             <w:alias w:val="participating_professionals[1].phone_email"/>
             <w:tag w:val="participating_professionals[1].phone_email"/>
@@ -3172,16 +3172,16 @@
                   <w:rPr>
                     <w:rFonts w:ascii="Arial" w:hAnsi="Arial" w:cs="Arial"/>
                     <w:color w:val="000000"/>
-                    <w:sz w:val="20"/>
-                    <w:szCs w:val="20"/>
+                    <w:sz w:val="18"/>
+                    <w:szCs w:val="18"/>
                   </w:rPr>
                 </w:pPr>
                 <w:r>
                   <w:rPr>
                     <w:rFonts w:ascii="Arial" w:hAnsi="Arial" w:cs="Arial"/>
                     <w:color w:val="000000"/>
-                    <w:sz w:val="20"/>
-                    <w:szCs w:val="20"/>
+                    <w:sz w:val="18"/>
+                    <w:szCs w:val="18"/>
                     <w:lang w:val="es-CL" w:eastAsia="es-CL"/>
                   </w:rPr>
                   <w:t>Escriba aquí</w:t>
@@ -3195,8 +3195,8 @@
             <w:rPr>
               <w:rFonts w:ascii="Arial" w:hAnsi="Arial" w:cs="Arial"/>
               <w:color w:val="000000"/>
-              <w:sz w:val="20"/>
-              <w:szCs w:val="20"/>
+              <w:sz w:val="18"/>
+              <w:szCs w:val="18"/>
             </w:rPr>
             <w:alias w:val="participating_professionals[1].professional_registration"/>
             <w:tag w:val="participating_professionals[1].professional_registration"/>
@@ -3218,16 +3218,16 @@
                   <w:rPr>
                     <w:rFonts w:ascii="Arial" w:hAnsi="Arial" w:cs="Arial"/>
                     <w:color w:val="000000"/>
-                    <w:sz w:val="20"/>
-                    <w:szCs w:val="20"/>
+                    <w:sz w:val="18"/>
+                    <w:szCs w:val="18"/>
                   </w:rPr>
                 </w:pPr>
                 <w:r>
                   <w:rPr>
                     <w:rFonts w:ascii="Arial" w:hAnsi="Arial" w:cs="Arial"/>
                     <w:color w:val="000000"/>
-                    <w:sz w:val="20"/>
-                    <w:szCs w:val="20"/>
+                    <w:sz w:val="18"/>
+                    <w:szCs w:val="18"/>
                     <w:lang w:val="es-CL" w:eastAsia="es-CL"/>
                   </w:rPr>
                   <w:t>Escriba aquí</w:t>
@@ -3247,8 +3247,8 @@
             <w:rPr>
               <w:rFonts w:ascii="Arial" w:hAnsi="Arial" w:cs="Arial"/>
               <w:color w:val="000000"/>
-              <w:sz w:val="20"/>
-              <w:szCs w:val="20"/>
+              <w:sz w:val="18"/>
+              <w:szCs w:val="18"/>
             </w:rPr>
             <w:alias w:val="participating_professionals[2].professional_id"/>
             <w:tag w:val="participating_professionals[2].professional_id"/>
@@ -3270,16 +3270,16 @@
                   <w:rPr>
                     <w:rFonts w:ascii="Arial" w:hAnsi="Arial" w:cs="Arial"/>
                     <w:color w:val="000000"/>
-                    <w:sz w:val="20"/>
-                    <w:szCs w:val="20"/>
+                    <w:sz w:val="18"/>
+                    <w:szCs w:val="18"/>
                   </w:rPr>
                 </w:pPr>
                 <w:r>
                   <w:rPr>
                     <w:rFonts w:ascii="Arial" w:hAnsi="Arial" w:cs="Arial"/>
                     <w:color w:val="000000"/>
-                    <w:sz w:val="20"/>
-                    <w:szCs w:val="20"/>
+                    <w:sz w:val="18"/>
+                    <w:szCs w:val="18"/>
                     <w:lang w:val="es-CL" w:eastAsia="es-CL"/>
                   </w:rPr>
                   <w:t>Escriba aquí</w:t>
@@ -3293,8 +3293,8 @@
             <w:rPr>
               <w:rFonts w:ascii="Arial" w:hAnsi="Arial" w:cs="Arial"/>
               <w:color w:val="000000"/>
-              <w:sz w:val="20"/>
-              <w:szCs w:val="20"/>
+              <w:sz w:val="18"/>
+              <w:szCs w:val="18"/>
             </w:rPr>
             <w:alias w:val="participating_professionals[2].profession_id"/>
             <w:tag w:val="participating_professionals[2].profession_id"/>
@@ -3316,16 +3316,16 @@
                   <w:rPr>
                     <w:rFonts w:ascii="Arial" w:hAnsi="Arial" w:cs="Arial"/>
                     <w:color w:val="000000"/>
-                    <w:sz w:val="20"/>
-                    <w:szCs w:val="20"/>
+                    <w:sz w:val="18"/>
+                    <w:szCs w:val="18"/>
                   </w:rPr>
                 </w:pPr>
                 <w:r>
                   <w:rPr>
                     <w:rFonts w:ascii="Arial" w:hAnsi="Arial" w:cs="Arial"/>
                     <w:color w:val="000000"/>
-                    <w:sz w:val="20"/>
-                    <w:szCs w:val="20"/>
+                    <w:sz w:val="18"/>
+                    <w:szCs w:val="18"/>
                     <w:lang w:val="es-CL" w:eastAsia="es-CL"/>
                   </w:rPr>
                   <w:t>Escriba aquí</w:t>
@@ -3339,8 +3339,8 @@
             <w:rPr>
               <w:rFonts w:ascii="Arial" w:hAnsi="Arial" w:cs="Arial"/>
               <w:color w:val="000000"/>
-              <w:sz w:val="20"/>
-              <w:szCs w:val="20"/>
+              <w:sz w:val="18"/>
+              <w:szCs w:val="18"/>
             </w:rPr>
             <w:alias w:val="participating_professionals[2].phone_email"/>
             <w:tag w:val="participating_professionals[2].phone_email"/>
@@ -3362,16 +3362,16 @@
                   <w:rPr>
                     <w:rFonts w:ascii="Arial" w:hAnsi="Arial" w:cs="Arial"/>
                     <w:color w:val="000000"/>
-                    <w:sz w:val="20"/>
-                    <w:szCs w:val="20"/>
+                    <w:sz w:val="18"/>
+                    <w:szCs w:val="18"/>
                   </w:rPr>
                 </w:pPr>
                 <w:r>
                   <w:rPr>
                     <w:rFonts w:ascii="Arial" w:hAnsi="Arial" w:cs="Arial"/>
                     <w:color w:val="000000"/>
-                    <w:sz w:val="20"/>
-                    <w:szCs w:val="20"/>
+                    <w:sz w:val="18"/>
+                    <w:szCs w:val="18"/>
                     <w:lang w:val="es-CL" w:eastAsia="es-CL"/>
                   </w:rPr>
                   <w:t>Escriba aquí</w:t>
@@ -3385,8 +3385,8 @@
             <w:rPr>
               <w:rFonts w:ascii="Arial" w:hAnsi="Arial" w:cs="Arial"/>
               <w:color w:val="000000"/>
-              <w:sz w:val="20"/>
-              <w:szCs w:val="20"/>
+              <w:sz w:val="18"/>
+              <w:szCs w:val="18"/>
             </w:rPr>
             <w:alias w:val="participating_professionals[2].professional_registration"/>
             <w:tag w:val="participating_professionals[2].professional_registration"/>
@@ -3408,16 +3408,16 @@
                   <w:rPr>
                     <w:rFonts w:ascii="Arial" w:hAnsi="Arial" w:cs="Arial"/>
                     <w:color w:val="000000"/>
-                    <w:sz w:val="20"/>
-                    <w:szCs w:val="20"/>
+                    <w:sz w:val="18"/>
+                    <w:szCs w:val="18"/>
                   </w:rPr>
                 </w:pPr>
                 <w:r>
                   <w:rPr>
                     <w:rFonts w:ascii="Arial" w:hAnsi="Arial" w:cs="Arial"/>
                     <w:color w:val="000000"/>
-                    <w:sz w:val="20"/>
-                    <w:szCs w:val="20"/>
+                    <w:sz w:val="18"/>
+                    <w:szCs w:val="18"/>
                     <w:lang w:val="es-CL" w:eastAsia="es-CL"/>
                   </w:rPr>
                   <w:t>Escriba aquí</w:t>
@@ -3437,8 +3437,8 @@
             <w:rPr>
               <w:rFonts w:ascii="Arial" w:hAnsi="Arial" w:cs="Arial"/>
               <w:color w:val="000000"/>
-              <w:sz w:val="20"/>
-              <w:szCs w:val="20"/>
+              <w:sz w:val="18"/>
+              <w:szCs w:val="18"/>
             </w:rPr>
             <w:alias w:val="participating_professionals[3].professional_id"/>
             <w:tag w:val="participating_professionals[3].professional_id"/>
@@ -3460,16 +3460,16 @@
                   <w:rPr>
                     <w:rFonts w:ascii="Arial" w:hAnsi="Arial" w:cs="Arial"/>
                     <w:color w:val="000000"/>
-                    <w:sz w:val="20"/>
-                    <w:szCs w:val="20"/>
+                    <w:sz w:val="18"/>
+                    <w:szCs w:val="18"/>
                   </w:rPr>
                 </w:pPr>
                 <w:r>
                   <w:rPr>
                     <w:rFonts w:ascii="Arial" w:hAnsi="Arial" w:cs="Arial"/>
                     <w:color w:val="000000"/>
-                    <w:sz w:val="20"/>
-                    <w:szCs w:val="20"/>
+                    <w:sz w:val="18"/>
+                    <w:szCs w:val="18"/>
                     <w:lang w:val="es-CL" w:eastAsia="es-CL"/>
                   </w:rPr>
                   <w:t>Escriba aquí</w:t>
@@ -3483,8 +3483,8 @@
             <w:rPr>
               <w:rFonts w:ascii="Arial" w:hAnsi="Arial" w:cs="Arial"/>
               <w:color w:val="000000"/>
-              <w:sz w:val="20"/>
-              <w:szCs w:val="20"/>
+              <w:sz w:val="18"/>
+              <w:szCs w:val="18"/>
             </w:rPr>
             <w:alias w:val="participating_professionals[3].profession_id"/>
             <w:tag w:val="participating_professionals[3].profession_id"/>
@@ -3506,16 +3506,16 @@
                   <w:rPr>
                     <w:rFonts w:ascii="Arial" w:hAnsi="Arial" w:cs="Arial"/>
                     <w:color w:val="000000"/>
-                    <w:sz w:val="20"/>
-                    <w:szCs w:val="20"/>
+                    <w:sz w:val="18"/>
+                    <w:szCs w:val="18"/>
                   </w:rPr>
                 </w:pPr>
                 <w:r>
                   <w:rPr>
                     <w:rFonts w:ascii="Arial" w:hAnsi="Arial" w:cs="Arial"/>
                     <w:color w:val="000000"/>
-                    <w:sz w:val="20"/>
-                    <w:szCs w:val="20"/>
+                    <w:sz w:val="18"/>
+                    <w:szCs w:val="18"/>
                     <w:lang w:val="es-CL" w:eastAsia="es-CL"/>
                   </w:rPr>
                   <w:t>Escriba aquí</w:t>
@@ -3529,8 +3529,8 @@
             <w:rPr>
               <w:rFonts w:ascii="Arial" w:hAnsi="Arial" w:cs="Arial"/>
               <w:color w:val="000000"/>
-              <w:sz w:val="20"/>
-              <w:szCs w:val="20"/>
+              <w:sz w:val="18"/>
+              <w:szCs w:val="18"/>
             </w:rPr>
             <w:alias w:val="participating_professionals[3].phone_email"/>
             <w:tag w:val="participating_professionals[3].phone_email"/>
@@ -3552,16 +3552,16 @@
                   <w:rPr>
                     <w:rFonts w:ascii="Arial" w:hAnsi="Arial" w:cs="Arial"/>
                     <w:color w:val="000000"/>
-                    <w:sz w:val="20"/>
-                    <w:szCs w:val="20"/>
+                    <w:sz w:val="18"/>
+                    <w:szCs w:val="18"/>
                   </w:rPr>
                 </w:pPr>
                 <w:r>
                   <w:rPr>
                     <w:rFonts w:ascii="Arial" w:hAnsi="Arial" w:cs="Arial"/>
                     <w:color w:val="000000"/>
-                    <w:sz w:val="20"/>
-                    <w:szCs w:val="20"/>
+                    <w:sz w:val="18"/>
+                    <w:szCs w:val="18"/>
                     <w:lang w:val="es-CL" w:eastAsia="es-CL"/>
                   </w:rPr>
                   <w:t>Escriba aquí</w:t>
@@ -3575,8 +3575,8 @@
             <w:rPr>
               <w:rFonts w:ascii="Arial" w:hAnsi="Arial" w:cs="Arial"/>
               <w:color w:val="000000"/>
-              <w:sz w:val="20"/>
-              <w:szCs w:val="20"/>
+              <w:sz w:val="18"/>
+              <w:szCs w:val="18"/>
             </w:rPr>
             <w:alias w:val="participating_professionals[3].professional_registration"/>
             <w:tag w:val="participating_professionals[3].professional_registration"/>
@@ -3598,16 +3598,16 @@
                   <w:rPr>
                     <w:rFonts w:ascii="Arial" w:hAnsi="Arial" w:cs="Arial"/>
                     <w:color w:val="000000"/>
-                    <w:sz w:val="20"/>
-                    <w:szCs w:val="20"/>
+                    <w:sz w:val="18"/>
+                    <w:szCs w:val="18"/>
                   </w:rPr>
                 </w:pPr>
                 <w:r>
                   <w:rPr>
                     <w:rFonts w:ascii="Arial" w:hAnsi="Arial" w:cs="Arial"/>
                     <w:color w:val="000000"/>
-                    <w:sz w:val="20"/>
-                    <w:szCs w:val="20"/>
+                    <w:sz w:val="18"/>
+                    <w:szCs w:val="18"/>
                     <w:lang w:val="es-CL" w:eastAsia="es-CL"/>
                   </w:rPr>
                   <w:t>Escriba aquí</w:t>
@@ -3627,8 +3627,8 @@
             <w:rPr>
               <w:rFonts w:ascii="Arial" w:hAnsi="Arial" w:cs="Arial"/>
               <w:color w:val="000000"/>
-              <w:sz w:val="20"/>
-              <w:szCs w:val="20"/>
+              <w:sz w:val="18"/>
+              <w:szCs w:val="18"/>
             </w:rPr>
             <w:alias w:val="participating_professionals[4].professional_id"/>
             <w:tag w:val="participating_professionals[4].professional_id"/>
@@ -3650,16 +3650,16 @@
                   <w:rPr>
                     <w:rFonts w:ascii="Arial" w:hAnsi="Arial" w:cs="Arial"/>
                     <w:color w:val="000000"/>
-                    <w:sz w:val="20"/>
-                    <w:szCs w:val="20"/>
+                    <w:sz w:val="18"/>
+                    <w:szCs w:val="18"/>
                   </w:rPr>
                 </w:pPr>
                 <w:r>
                   <w:rPr>
                     <w:rFonts w:ascii="Arial" w:hAnsi="Arial" w:cs="Arial"/>
                     <w:color w:val="000000"/>
-                    <w:sz w:val="20"/>
-                    <w:szCs w:val="20"/>
+                    <w:sz w:val="18"/>
+                    <w:szCs w:val="18"/>
                     <w:lang w:val="es-CL" w:eastAsia="es-CL"/>
                   </w:rPr>
                   <w:t>Escriba aquí</w:t>
@@ -3673,8 +3673,8 @@
             <w:rPr>
               <w:rFonts w:ascii="Arial" w:hAnsi="Arial" w:cs="Arial"/>
               <w:color w:val="000000"/>
-              <w:sz w:val="20"/>
-              <w:szCs w:val="20"/>
+              <w:sz w:val="18"/>
+              <w:szCs w:val="18"/>
             </w:rPr>
             <w:alias w:val="participating_professionals[4].profession_id"/>
             <w:tag w:val="participating_professionals[4].profession_id"/>
@@ -3696,16 +3696,16 @@
                   <w:rPr>
                     <w:rFonts w:ascii="Arial" w:hAnsi="Arial" w:cs="Arial"/>
                     <w:color w:val="000000"/>
-                    <w:sz w:val="20"/>
-                    <w:szCs w:val="20"/>
+                    <w:sz w:val="18"/>
+                    <w:szCs w:val="18"/>
                   </w:rPr>
                 </w:pPr>
                 <w:r>
                   <w:rPr>
                     <w:rFonts w:ascii="Arial" w:hAnsi="Arial" w:cs="Arial"/>
                     <w:color w:val="000000"/>
-                    <w:sz w:val="20"/>
-                    <w:szCs w:val="20"/>
+                    <w:sz w:val="18"/>
+                    <w:szCs w:val="18"/>
                     <w:lang w:val="es-CL" w:eastAsia="es-CL"/>
                   </w:rPr>
                   <w:t>Escriba aquí</w:t>
@@ -3719,8 +3719,8 @@
             <w:rPr>
               <w:rFonts w:ascii="Arial" w:hAnsi="Arial" w:cs="Arial"/>
               <w:color w:val="000000"/>
-              <w:sz w:val="20"/>
-              <w:szCs w:val="20"/>
+              <w:sz w:val="18"/>
+              <w:szCs w:val="18"/>
             </w:rPr>
             <w:alias w:val="participating_professionals[4].phone_email"/>
             <w:tag w:val="participating_professionals[4].phone_email"/>
@@ -3742,16 +3742,16 @@
                   <w:rPr>
                     <w:rFonts w:ascii="Arial" w:hAnsi="Arial" w:cs="Arial"/>
                     <w:color w:val="000000"/>
-                    <w:sz w:val="20"/>
-                    <w:szCs w:val="20"/>
+                    <w:sz w:val="18"/>
+                    <w:szCs w:val="18"/>
                   </w:rPr>
                 </w:pPr>
                 <w:r>
                   <w:rPr>
                     <w:rFonts w:ascii="Arial" w:hAnsi="Arial" w:cs="Arial"/>
                     <w:color w:val="000000"/>
-                    <w:sz w:val="20"/>
-                    <w:szCs w:val="20"/>
+                    <w:sz w:val="18"/>
+                    <w:szCs w:val="18"/>
                     <w:lang w:val="es-CL" w:eastAsia="es-CL"/>
                   </w:rPr>
                   <w:t>Escriba aquí</w:t>
@@ -3765,8 +3765,8 @@
             <w:rPr>
               <w:rFonts w:ascii="Arial" w:hAnsi="Arial" w:cs="Arial"/>
               <w:color w:val="000000"/>
-              <w:sz w:val="20"/>
-              <w:szCs w:val="20"/>
+              <w:sz w:val="18"/>
+              <w:szCs w:val="18"/>
             </w:rPr>
             <w:alias w:val="participating_professionals[4].professional_registration"/>
             <w:tag w:val="participating_professionals[4].professional_registration"/>
@@ -3788,16 +3788,16 @@
                   <w:rPr>
                     <w:rFonts w:ascii="Arial" w:hAnsi="Arial" w:cs="Arial"/>
                     <w:color w:val="000000"/>
-                    <w:sz w:val="20"/>
-                    <w:szCs w:val="20"/>
+                    <w:sz w:val="18"/>
+                    <w:szCs w:val="18"/>
                   </w:rPr>
                 </w:pPr>
                 <w:r>
                   <w:rPr>
                     <w:rFonts w:ascii="Arial" w:hAnsi="Arial" w:cs="Arial"/>
                     <w:color w:val="000000"/>
-                    <w:sz w:val="20"/>
-                    <w:szCs w:val="20"/>
+                    <w:sz w:val="18"/>
+                    <w:szCs w:val="18"/>
                     <w:lang w:val="es-CL" w:eastAsia="es-CL"/>
                   </w:rPr>
                   <w:t>Escriba aquí</w:t>
@@ -4043,8 +4043,8 @@
                   <w:rFonts w:ascii="MS Gothic" w:hAnsi="MS Gothic" w:cs="MS Gothic" w:eastAsia="MS Gothic"/>
                   <w:b/>
                   <w:color w:val="000000"/>
-                  <w:sz w:val="20"/>
-                  <w:szCs w:val="20"/>
+                  <w:sz w:val="18"/>
+                  <w:szCs w:val="18"/>
                 </w:rPr>
                 <w:alias w:val="nee_is_intellectual_disability"/>
                 <w:tag w:val="nee_is_intellectual_disability"/>
@@ -4062,8 +4062,8 @@
                     <w:rFonts w:ascii="MS Gothic" w:hAnsi="MS Gothic" w:cs="MS Gothic" w:eastAsia="MS Gothic"/>
                     <w:b/>
                     <w:color w:val="000000"/>
-                    <w:sz w:val="20"/>
-                    <w:szCs w:val="20"/>
+                    <w:sz w:val="18"/>
+                    <w:szCs w:val="18"/>
                   </w:rPr>
                   <w:t>☐</w:t>
                 </w:r>
@@ -4138,8 +4138,8 @@
                 <w:rPr>
                   <w:rFonts w:ascii="MS Gothic" w:hAnsi="MS Gothic" w:cs="MS Gothic" w:eastAsia="MS Gothic"/>
                   <w:color w:val="000000"/>
-                  <w:sz w:val="20"/>
-                  <w:szCs w:val="20"/>
+                  <w:sz w:val="18"/>
+                  <w:szCs w:val="18"/>
                 </w:rPr>
                 <w:alias w:val="nee_disability_grade__leve"/>
                 <w:tag w:val="nee_disability_grade__leve"/>
@@ -4156,8 +4156,8 @@
                   <w:rPr>
                     <w:rFonts w:ascii="MS Gothic" w:hAnsi="MS Gothic" w:cs="MS Gothic" w:eastAsia="MS Gothic"/>
                     <w:color w:val="000000"/>
-                    <w:sz w:val="20"/>
-                    <w:szCs w:val="20"/>
+                    <w:sz w:val="18"/>
+                    <w:szCs w:val="18"/>
                   </w:rPr>
                   <w:t>☐</w:t>
                 </w:r>
@@ -4187,8 +4187,8 @@
                 <w:rPr>
                   <w:rFonts w:ascii="MS Gothic" w:hAnsi="MS Gothic" w:cs="MS Gothic" w:eastAsia="MS Gothic"/>
                   <w:color w:val="000000"/>
-                  <w:sz w:val="20"/>
-                  <w:szCs w:val="20"/>
+                  <w:sz w:val="18"/>
+                  <w:szCs w:val="18"/>
                 </w:rPr>
                 <w:alias w:val="nee_disability_grade__moderado"/>
                 <w:tag w:val="nee_disability_grade__moderado"/>
@@ -4205,8 +4205,8 @@
                   <w:rPr>
                     <w:rFonts w:ascii="MS Gothic" w:hAnsi="MS Gothic" w:cs="MS Gothic" w:eastAsia="MS Gothic"/>
                     <w:color w:val="000000"/>
-                    <w:sz w:val="20"/>
-                    <w:szCs w:val="20"/>
+                    <w:sz w:val="18"/>
+                    <w:szCs w:val="18"/>
                   </w:rPr>
                   <w:t>☐</w:t>
                 </w:r>
@@ -4236,8 +4236,8 @@
                 <w:rPr>
                   <w:rFonts w:ascii="MS Gothic" w:hAnsi="MS Gothic" w:cs="MS Gothic" w:eastAsia="MS Gothic"/>
                   <w:color w:val="000000"/>
-                  <w:sz w:val="20"/>
-                  <w:szCs w:val="20"/>
+                  <w:sz w:val="18"/>
+                  <w:szCs w:val="18"/>
                 </w:rPr>
                 <w:alias w:val="nee_disability_grade__grave"/>
                 <w:tag w:val="nee_disability_grade__grave"/>
@@ -4254,8 +4254,8 @@
                   <w:rPr>
                     <w:rFonts w:ascii="MS Gothic" w:hAnsi="MS Gothic" w:cs="MS Gothic" w:eastAsia="MS Gothic"/>
                     <w:color w:val="000000"/>
-                    <w:sz w:val="20"/>
-                    <w:szCs w:val="20"/>
+                    <w:sz w:val="18"/>
+                    <w:szCs w:val="18"/>
                   </w:rPr>
                   <w:t>☐</w:t>
                 </w:r>
@@ -4285,8 +4285,8 @@
                 <w:rPr>
                   <w:rFonts w:ascii="MS Gothic" w:hAnsi="MS Gothic" w:cs="MS Gothic" w:eastAsia="MS Gothic"/>
                   <w:color w:val="000000"/>
-                  <w:sz w:val="20"/>
-                  <w:szCs w:val="20"/>
+                  <w:sz w:val="18"/>
+                  <w:szCs w:val="18"/>
                 </w:rPr>
                 <w:alias w:val="nee_disability_grade__profundo"/>
                 <w:tag w:val="nee_disability_grade__profundo"/>
@@ -4303,8 +4303,8 @@
                   <w:rPr>
                     <w:rFonts w:ascii="MS Gothic" w:hAnsi="MS Gothic" w:cs="MS Gothic" w:eastAsia="MS Gothic"/>
                     <w:color w:val="000000"/>
-                    <w:sz w:val="20"/>
-                    <w:szCs w:val="20"/>
+                    <w:sz w:val="18"/>
+                    <w:szCs w:val="18"/>
                   </w:rPr>
                   <w:t>☐</w:t>
                 </w:r>
@@ -4389,8 +4389,8 @@
             <w:rPr>
               <w:rFonts w:ascii="Arial" w:hAnsi="Arial" w:cs="Arial"/>
               <w:color w:val="000000"/>
-              <w:sz w:val="20"/>
-              <w:szCs w:val="20"/>
+              <w:sz w:val="18"/>
+              <w:szCs w:val="18"/>
             </w:rPr>
             <w:alias w:val="current_diagnosis_issue_date"/>
             <w:tag w:val="current_diagnosis_issue_date"/>
@@ -4420,16 +4420,16 @@
                   <w:rPr>
                     <w:rFonts w:ascii="Arial" w:hAnsi="Arial" w:cs="Arial"/>
                     <w:color w:val="000000"/>
-                    <w:sz w:val="20"/>
-                    <w:szCs w:val="20"/>
+                    <w:sz w:val="18"/>
+                    <w:szCs w:val="18"/>
                   </w:rPr>
                 </w:pPr>
                 <w:r>
                   <w:rPr>
                     <w:rFonts w:ascii="Arial" w:hAnsi="Arial" w:cs="Arial"/>
                     <w:color w:val="000000"/>
-                    <w:sz w:val="20"/>
-                    <w:szCs w:val="20"/>
+                    <w:sz w:val="18"/>
+                    <w:szCs w:val="18"/>
                     <w:lang w:val="es-CL" w:eastAsia="es-CL"/>
                   </w:rPr>
                   <w:t>Escriba aquí</w:t>
@@ -4530,8 +4530,8 @@
             <w:rPr>
               <w:rFonts w:ascii="Arial" w:hAnsi="Arial" w:cs="Arial"/>
               <w:color w:val="000000"/>
-              <w:sz w:val="20"/>
-              <w:szCs w:val="20"/>
+              <w:sz w:val="18"/>
+              <w:szCs w:val="18"/>
             </w:rPr>
             <w:alias w:val="current_revaluation_date"/>
             <w:tag w:val="current_revaluation_date"/>
@@ -4560,16 +4560,16 @@
                   <w:rPr>
                     <w:rFonts w:ascii="Arial" w:hAnsi="Arial" w:cs="Arial"/>
                     <w:color w:val="000000"/>
-                    <w:sz w:val="20"/>
-                    <w:szCs w:val="20"/>
+                    <w:sz w:val="18"/>
+                    <w:szCs w:val="18"/>
                   </w:rPr>
                 </w:pPr>
                 <w:r>
                   <w:rPr>
                     <w:rFonts w:ascii="Arial" w:hAnsi="Arial" w:cs="Arial"/>
                     <w:color w:val="000000"/>
-                    <w:sz w:val="20"/>
-                    <w:szCs w:val="20"/>
+                    <w:sz w:val="18"/>
+                    <w:szCs w:val="18"/>
                     <w:lang w:val="es-CL" w:eastAsia="es-CL"/>
                   </w:rPr>
                   <w:t>Escriba aquí</w:t>
@@ -4647,8 +4647,8 @@
                 <w:rPr>
                   <w:rFonts w:ascii="Arial" w:hAnsi="Arial" w:cs="Arial"/>
                   <w:color w:val="000000"/>
-                  <w:sz w:val="20"/>
-                  <w:szCs w:val="20"/>
+                  <w:sz w:val="18"/>
+                  <w:szCs w:val="18"/>
                 </w:rPr>
                 <w:alias w:val="new_evaluations_revaluations"/>
                 <w:tag w:val="new_evaluations_revaluations"/>
@@ -4664,8 +4664,8 @@
                   <w:rPr>
                     <w:rFonts w:ascii="Arial" w:hAnsi="Arial" w:cs="Arial"/>
                     <w:color w:val="000000"/>
-                    <w:sz w:val="20"/>
-                    <w:szCs w:val="20"/>
+                    <w:sz w:val="18"/>
+                    <w:szCs w:val="18"/>
                     <w:lang w:val="es-CL" w:eastAsia="es-CL"/>
                   </w:rPr>
                   <w:t>Escriba aquí</w:t>
@@ -4755,8 +4755,8 @@
               <w:rPr>
                 <w:rFonts w:ascii="MS Gothic" w:hAnsi="MS Gothic" w:cs="MS Gothic" w:eastAsia="MS Gothic"/>
                 <w:color w:val="000000"/>
-                <w:sz w:val="20"/>
-                <w:szCs w:val="20"/>
+                <w:sz w:val="18"/>
+                <w:szCs w:val="18"/>
               </w:rPr>
               <w:alias w:val="diagnosis_changed_from_admission__si"/>
               <w:tag w:val="diagnosis_changed_from_admission__si"/>
@@ -4783,8 +4783,8 @@
                   <w:rPr>
                     <w:rFonts w:ascii="MS Gothic" w:hAnsi="MS Gothic" w:cs="MS Gothic" w:eastAsia="MS Gothic"/>
                     <w:color w:val="000000"/>
-                    <w:sz w:val="20"/>
-                    <w:szCs w:val="20"/>
+                    <w:sz w:val="18"/>
+                    <w:szCs w:val="18"/>
                   </w:rPr>
                   <w:t>☐</w:t>
                 </w:r>
@@ -4832,8 +4832,8 @@
               <w:rPr>
                 <w:rFonts w:ascii="MS Gothic" w:hAnsi="MS Gothic" w:cs="MS Gothic" w:eastAsia="MS Gothic"/>
                 <w:color w:val="000000"/>
-                <w:sz w:val="20"/>
-                <w:szCs w:val="20"/>
+                <w:sz w:val="18"/>
+                <w:szCs w:val="18"/>
               </w:rPr>
               <w:alias w:val="diagnosis_changed_from_admission__no"/>
               <w:tag w:val="diagnosis_changed_from_admission__no"/>
@@ -4860,8 +4860,8 @@
                   <w:rPr>
                     <w:rFonts w:ascii="MS Gothic" w:hAnsi="MS Gothic" w:cs="MS Gothic" w:eastAsia="MS Gothic"/>
                     <w:color w:val="000000"/>
-                    <w:sz w:val="20"/>
-                    <w:szCs w:val="20"/>
+                    <w:sz w:val="18"/>
+                    <w:szCs w:val="18"/>
                   </w:rPr>
                   <w:t>☐</w:t>
                 </w:r>
@@ -4958,8 +4958,8 @@
                 <w:rPr>
                   <w:rFonts w:ascii="Arial" w:hAnsi="Arial" w:cs="Arial"/>
                   <w:color w:val="000000"/>
-                  <w:sz w:val="20"/>
-                  <w:szCs w:val="20"/>
+                  <w:sz w:val="18"/>
+                  <w:szCs w:val="18"/>
                 </w:rPr>
                 <w:alias w:val="diagnosis_modifications_detail"/>
                 <w:tag w:val="diagnosis_modifications_detail"/>
@@ -4975,8 +4975,8 @@
                   <w:rPr>
                     <w:rFonts w:ascii="Arial" w:hAnsi="Arial" w:cs="Arial"/>
                     <w:color w:val="000000"/>
-                    <w:sz w:val="20"/>
-                    <w:szCs w:val="20"/>
+                    <w:sz w:val="18"/>
+                    <w:szCs w:val="18"/>
                     <w:lang w:val="es-CL" w:eastAsia="es-CL"/>
                   </w:rPr>
                   <w:t>Escriba aquí</w:t>
@@ -5052,8 +5052,8 @@
                 <w:rPr>
                   <w:rFonts w:ascii="Arial" w:hAnsi="Arial" w:cs="Arial"/>
                   <w:color w:val="000000"/>
-                  <w:sz w:val="20"/>
-                  <w:szCs w:val="20"/>
+                  <w:sz w:val="18"/>
+                  <w:szCs w:val="18"/>
                 </w:rPr>
                 <w:alias w:val="new_diagnosis_professional_data"/>
                 <w:tag w:val="new_diagnosis_professional_data"/>
@@ -5069,8 +5069,8 @@
                   <w:rPr>
                     <w:rFonts w:ascii="Arial" w:hAnsi="Arial" w:cs="Arial"/>
                     <w:color w:val="000000"/>
-                    <w:sz w:val="20"/>
-                    <w:szCs w:val="20"/>
+                    <w:sz w:val="18"/>
+                    <w:szCs w:val="18"/>
                     <w:lang w:val="es-CL" w:eastAsia="es-CL"/>
                   </w:rPr>
                   <w:t>Escriba aquí</w:t>
@@ -5165,8 +5165,8 @@
               <w:rPr>
                 <w:rFonts w:ascii="Arial" w:hAnsi="Arial" w:cs="Arial"/>
                 <w:color w:val="000000"/>
-                <w:sz w:val="20"/>
-                <w:szCs w:val="20"/>
+                <w:sz w:val="18"/>
+                <w:szCs w:val="18"/>
               </w:rPr>
               <w:alias w:val="diagnosis_change_emphasis"/>
               <w:tag w:val="diagnosis_change_emphasis"/>
@@ -5183,16 +5183,16 @@
                   <w:rPr>
                     <w:rFonts w:ascii="Arial" w:hAnsi="Arial" w:cs="Arial"/>
                     <w:color w:val="000000"/>
-                    <w:sz w:val="20"/>
-                    <w:szCs w:val="20"/>
+                    <w:sz w:val="18"/>
+                    <w:szCs w:val="18"/>
                   </w:rPr>
                 </w:pPr>
                 <w:r>
                   <w:rPr>
                     <w:rFonts w:ascii="Arial" w:hAnsi="Arial" w:cs="Arial"/>
                     <w:color w:val="000000"/>
-                    <w:sz w:val="20"/>
-                    <w:szCs w:val="20"/>
+                    <w:sz w:val="18"/>
+                    <w:szCs w:val="18"/>
                     <w:lang w:val="es-CL" w:eastAsia="es-CL"/>
                   </w:rPr>
                   <w:t>Escriba aquí</w:t>
@@ -5487,8 +5487,8 @@
               <w:rPr>
                 <w:rFonts w:ascii="Arial" w:hAnsi="Arial" w:cs="Arial"/>
                 <w:color w:val="000000"/>
-                <w:sz w:val="20"/>
-                <w:szCs w:val="20"/>
+                <w:sz w:val="18"/>
+                <w:szCs w:val="18"/>
               </w:rPr>
               <w:alias w:val="student_educational_progress_sen"/>
               <w:tag w:val="student_educational_progress_sen"/>
@@ -5506,16 +5506,16 @@
                   <w:rPr>
                     <w:rFonts w:ascii="Arial" w:hAnsi="Arial" w:cs="Arial"/>
                     <w:color w:val="000000"/>
-                    <w:sz w:val="20"/>
-                    <w:szCs w:val="20"/>
+                    <w:sz w:val="18"/>
+                    <w:szCs w:val="18"/>
                   </w:rPr>
                 </w:pPr>
                 <w:r>
                   <w:rPr>
                     <w:rFonts w:ascii="Arial" w:hAnsi="Arial" w:cs="Arial"/>
                     <w:color w:val="000000"/>
-                    <w:sz w:val="20"/>
-                    <w:szCs w:val="20"/>
+                    <w:sz w:val="18"/>
+                    <w:szCs w:val="18"/>
                     <w:lang w:val="es-CL" w:eastAsia="es-CL"/>
                   </w:rPr>
                   <w:t>Escriba aquí</w:t>
@@ -5827,8 +5827,8 @@
                 <w:rFonts w:ascii="Arial" w:hAnsi="Arial" w:cs="Arial"/>
                 <w:i/>
                 <w:color w:val="000000"/>
-                <w:sz w:val="20"/>
-                <w:szCs w:val="20"/>
+                <w:sz w:val="18"/>
+                <w:szCs w:val="18"/>
               </w:rPr>
               <w:alias w:val="main_difficulty_areas_summary"/>
               <w:tag w:val="main_difficulty_areas_summary"/>
@@ -5847,16 +5847,16 @@
                     <w:rFonts w:ascii="Arial" w:hAnsi="Arial" w:cs="Arial"/>
                     <w:i/>
                     <w:color w:val="000000"/>
-                    <w:sz w:val="20"/>
-                    <w:szCs w:val="20"/>
+                    <w:sz w:val="18"/>
+                    <w:szCs w:val="18"/>
                   </w:rPr>
                 </w:pPr>
                 <w:r>
                   <w:rPr>
                     <w:rFonts w:ascii="Arial" w:hAnsi="Arial" w:cs="Arial"/>
                     <w:color w:val="000000"/>
-                    <w:sz w:val="20"/>
-                    <w:szCs w:val="20"/>
+                    <w:sz w:val="18"/>
+                    <w:szCs w:val="18"/>
                     <w:lang w:val="es-CL" w:eastAsia="es-CL"/>
                   </w:rPr>
                   <w:t>Escriba aquí</w:t>
@@ -5993,8 +5993,8 @@
                 <w:rPr>
                   <w:rFonts w:ascii="Arial" w:hAnsi="Arial" w:cs="Arial"/>
                   <w:color w:val="000000"/>
-                  <w:sz w:val="20"/>
-                  <w:szCs w:val="20"/>
+                  <w:sz w:val="18"/>
+                  <w:szCs w:val="18"/>
                 </w:rPr>
                 <w:alias w:val="evidence_documents_count"/>
                 <w:tag w:val="evidence_documents_count"/>
@@ -6010,8 +6010,8 @@
                   <w:rPr>
                     <w:rFonts w:ascii="Arial" w:hAnsi="Arial" w:cs="Arial"/>
                     <w:color w:val="000000"/>
-                    <w:sz w:val="20"/>
-                    <w:szCs w:val="20"/>
+                    <w:sz w:val="18"/>
+                    <w:szCs w:val="18"/>
                     <w:lang w:val="es-CL" w:eastAsia="es-CL"/>
                   </w:rPr>
                   <w:t>Escriba aquí</w:t>
@@ -6080,8 +6080,8 @@
                 <w:rPr>
                   <w:rFonts w:ascii="MS Gothic" w:hAnsi="MS Gothic" w:cs="MS Gothic" w:eastAsia="MS Gothic"/>
                   <w:color w:val="000000"/>
-                  <w:sz w:val="20"/>
-                  <w:szCs w:val="20"/>
+                  <w:sz w:val="18"/>
+                  <w:szCs w:val="18"/>
                 </w:rPr>
                 <w:alias w:val="evidence_anamnesis"/>
                 <w:tag w:val="evidence_anamnesis"/>
@@ -6098,8 +6098,8 @@
                   <w:rPr>
                     <w:rFonts w:ascii="MS Gothic" w:hAnsi="MS Gothic" w:cs="MS Gothic" w:eastAsia="MS Gothic"/>
                     <w:color w:val="000000"/>
-                    <w:sz w:val="20"/>
-                    <w:szCs w:val="20"/>
+                    <w:sz w:val="18"/>
+                    <w:szCs w:val="18"/>
                   </w:rPr>
                   <w:t>☐</w:t>
                 </w:r>
@@ -6118,8 +6118,8 @@
                 <w:rPr>
                   <w:rFonts w:ascii="MS Gothic" w:hAnsi="MS Gothic" w:cs="MS Gothic" w:eastAsia="MS Gothic"/>
                   <w:color w:val="000000"/>
-                  <w:sz w:val="20"/>
-                  <w:szCs w:val="20"/>
+                  <w:sz w:val="18"/>
+                  <w:szCs w:val="18"/>
                 </w:rPr>
                 <w:alias w:val="evidence_family_interview"/>
                 <w:tag w:val="evidence_family_interview"/>
@@ -6136,8 +6136,8 @@
                   <w:rPr>
                     <w:rFonts w:ascii="MS Gothic" w:hAnsi="MS Gothic" w:cs="MS Gothic" w:eastAsia="MS Gothic"/>
                     <w:color w:val="000000"/>
-                    <w:sz w:val="20"/>
-                    <w:szCs w:val="20"/>
+                    <w:sz w:val="18"/>
+                    <w:szCs w:val="18"/>
                   </w:rPr>
                   <w:t>☐</w:t>
                 </w:r>
@@ -6172,8 +6172,8 @@
                 <w:rPr>
                   <w:rFonts w:ascii="MS Gothic" w:hAnsi="MS Gothic" w:cs="MS Gothic" w:eastAsia="MS Gothic"/>
                   <w:color w:val="000000"/>
-                  <w:sz w:val="20"/>
-                  <w:szCs w:val="20"/>
+                  <w:sz w:val="18"/>
+                  <w:szCs w:val="18"/>
                 </w:rPr>
                 <w:alias w:val="evidence_observation_guideline"/>
                 <w:tag w:val="evidence_observation_guideline"/>
@@ -6190,8 +6190,8 @@
                   <w:rPr>
                     <w:rFonts w:ascii="MS Gothic" w:hAnsi="MS Gothic" w:cs="MS Gothic" w:eastAsia="MS Gothic"/>
                     <w:color w:val="000000"/>
-                    <w:sz w:val="20"/>
-                    <w:szCs w:val="20"/>
+                    <w:sz w:val="18"/>
+                    <w:szCs w:val="18"/>
                   </w:rPr>
                   <w:t>☐</w:t>
                 </w:r>
@@ -6226,8 +6226,8 @@
                 <w:rPr>
                   <w:rFonts w:ascii="MS Gothic" w:hAnsi="MS Gothic" w:cs="MS Gothic" w:eastAsia="MS Gothic"/>
                   <w:color w:val="000000"/>
-                  <w:sz w:val="20"/>
-                  <w:szCs w:val="20"/>
+                  <w:sz w:val="18"/>
+                  <w:szCs w:val="18"/>
                 </w:rPr>
                 <w:alias w:val="evidence_evaluation_protocols"/>
                 <w:tag w:val="evidence_evaluation_protocols"/>
@@ -6244,8 +6244,8 @@
                   <w:rPr>
                     <w:rFonts w:ascii="MS Gothic" w:hAnsi="MS Gothic" w:cs="MS Gothic" w:eastAsia="MS Gothic"/>
                     <w:color w:val="000000"/>
-                    <w:sz w:val="20"/>
-                    <w:szCs w:val="20"/>
+                    <w:sz w:val="18"/>
+                    <w:szCs w:val="18"/>
                   </w:rPr>
                   <w:t>☐</w:t>
                 </w:r>
@@ -6272,8 +6272,8 @@
                 <w:rPr>
                   <w:rFonts w:ascii="MS Gothic" w:hAnsi="MS Gothic" w:cs="MS Gothic" w:eastAsia="MS Gothic"/>
                   <w:color w:val="000000"/>
-                  <w:sz w:val="20"/>
-                  <w:szCs w:val="20"/>
+                  <w:sz w:val="18"/>
+                  <w:szCs w:val="18"/>
                 </w:rPr>
                 <w:alias w:val="evidence_learning_evaluation"/>
                 <w:tag w:val="evidence_learning_evaluation"/>
@@ -6290,8 +6290,8 @@
                   <w:rPr>
                     <w:rFonts w:ascii="MS Gothic" w:hAnsi="MS Gothic" w:cs="MS Gothic" w:eastAsia="MS Gothic"/>
                     <w:color w:val="000000"/>
-                    <w:sz w:val="20"/>
-                    <w:szCs w:val="20"/>
+                    <w:sz w:val="18"/>
+                    <w:szCs w:val="18"/>
                   </w:rPr>
                   <w:t>☐</w:t>
                 </w:r>
@@ -6328,8 +6328,8 @@
                 <w:rPr>
                   <w:rFonts w:ascii="MS Gothic" w:hAnsi="MS Gothic" w:cs="MS Gothic" w:eastAsia="MS Gothic"/>
                   <w:color w:val="000000"/>
-                  <w:sz w:val="20"/>
-                  <w:szCs w:val="20"/>
+                  <w:sz w:val="18"/>
+                  <w:szCs w:val="18"/>
                 </w:rPr>
                 <w:alias w:val="evidence_report_school"/>
                 <w:tag w:val="evidence_report_school"/>
@@ -6346,8 +6346,8 @@
                   <w:rPr>
                     <w:rFonts w:ascii="MS Gothic" w:hAnsi="MS Gothic" w:cs="MS Gothic" w:eastAsia="MS Gothic"/>
                     <w:color w:val="000000"/>
-                    <w:sz w:val="20"/>
-                    <w:szCs w:val="20"/>
+                    <w:sz w:val="18"/>
+                    <w:szCs w:val="18"/>
                   </w:rPr>
                   <w:t>☐</w:t>
                 </w:r>
@@ -6366,8 +6366,8 @@
                 <w:rPr>
                   <w:rFonts w:ascii="MS Gothic" w:hAnsi="MS Gothic" w:cs="MS Gothic" w:eastAsia="MS Gothic"/>
                   <w:color w:val="000000"/>
-                  <w:sz w:val="20"/>
-                  <w:szCs w:val="20"/>
+                  <w:sz w:val="18"/>
+                  <w:szCs w:val="18"/>
                 </w:rPr>
                 <w:alias w:val="evidence_report_social"/>
                 <w:tag w:val="evidence_report_social"/>
@@ -6384,8 +6384,8 @@
                   <w:rPr>
                     <w:rFonts w:ascii="MS Gothic" w:hAnsi="MS Gothic" w:cs="MS Gothic" w:eastAsia="MS Gothic"/>
                     <w:color w:val="000000"/>
-                    <w:sz w:val="20"/>
-                    <w:szCs w:val="20"/>
+                    <w:sz w:val="18"/>
+                    <w:szCs w:val="18"/>
                   </w:rPr>
                   <w:t>☐</w:t>
                 </w:r>
@@ -6428,8 +6428,8 @@
                 <w:rPr>
                   <w:rFonts w:ascii="MS Gothic" w:hAnsi="MS Gothic" w:cs="MS Gothic" w:eastAsia="MS Gothic"/>
                   <w:color w:val="000000"/>
-                  <w:sz w:val="20"/>
-                  <w:szCs w:val="20"/>
+                  <w:sz w:val="18"/>
+                  <w:szCs w:val="18"/>
                 </w:rPr>
                 <w:alias w:val="evidence_report_psychological"/>
                 <w:tag w:val="evidence_report_psychological"/>
@@ -6446,8 +6446,8 @@
                   <w:rPr>
                     <w:rFonts w:ascii="MS Gothic" w:hAnsi="MS Gothic" w:cs="MS Gothic" w:eastAsia="MS Gothic"/>
                     <w:color w:val="000000"/>
-                    <w:sz w:val="20"/>
-                    <w:szCs w:val="20"/>
+                    <w:sz w:val="18"/>
+                    <w:szCs w:val="18"/>
                   </w:rPr>
                   <w:t>☐</w:t>
                 </w:r>
@@ -6490,8 +6490,8 @@
                 <w:rPr>
                   <w:rFonts w:ascii="MS Gothic" w:hAnsi="MS Gothic" w:cs="MS Gothic" w:eastAsia="MS Gothic"/>
                   <w:color w:val="000000"/>
-                  <w:sz w:val="20"/>
-                  <w:szCs w:val="20"/>
+                  <w:sz w:val="18"/>
+                  <w:szCs w:val="18"/>
                 </w:rPr>
                 <w:alias w:val="evidence_report_fonoaudiological"/>
                 <w:tag w:val="evidence_report_fonoaudiological"/>
@@ -6508,8 +6508,8 @@
                   <w:rPr>
                     <w:rFonts w:ascii="MS Gothic" w:hAnsi="MS Gothic" w:cs="MS Gothic" w:eastAsia="MS Gothic"/>
                     <w:color w:val="000000"/>
-                    <w:sz w:val="20"/>
-                    <w:szCs w:val="20"/>
+                    <w:sz w:val="18"/>
+                    <w:szCs w:val="18"/>
                   </w:rPr>
                   <w:t>☐</w:t>
                 </w:r>
@@ -6544,8 +6544,8 @@
                 <w:rPr>
                   <w:rFonts w:ascii="MS Gothic" w:hAnsi="MS Gothic" w:cs="MS Gothic" w:eastAsia="MS Gothic"/>
                   <w:color w:val="000000"/>
-                  <w:sz w:val="20"/>
-                  <w:szCs w:val="20"/>
+                  <w:sz w:val="18"/>
+                  <w:szCs w:val="18"/>
                 </w:rPr>
                 <w:alias w:val="evidence_report_pedagogical"/>
                 <w:tag w:val="evidence_report_pedagogical"/>
@@ -6562,8 +6562,8 @@
                   <w:rPr>
                     <w:rFonts w:ascii="MS Gothic" w:hAnsi="MS Gothic" w:cs="MS Gothic" w:eastAsia="MS Gothic"/>
                     <w:color w:val="000000"/>
-                    <w:sz w:val="20"/>
-                    <w:szCs w:val="20"/>
+                    <w:sz w:val="18"/>
+                    <w:szCs w:val="18"/>
                   </w:rPr>
                   <w:t>☐</w:t>
                 </w:r>
@@ -6582,8 +6582,8 @@
                 <w:rPr>
                   <w:rFonts w:ascii="MS Gothic" w:hAnsi="MS Gothic" w:cs="MS Gothic" w:eastAsia="MS Gothic"/>
                   <w:color w:val="000000"/>
-                  <w:sz w:val="20"/>
-                  <w:szCs w:val="20"/>
+                  <w:sz w:val="18"/>
+                  <w:szCs w:val="18"/>
                 </w:rPr>
                 <w:alias w:val="evidence_report_psychopedagogical"/>
                 <w:tag w:val="evidence_report_psychopedagogical"/>
@@ -6600,8 +6600,8 @@
                   <w:rPr>
                     <w:rFonts w:ascii="MS Gothic" w:hAnsi="MS Gothic" w:cs="MS Gothic" w:eastAsia="MS Gothic"/>
                     <w:color w:val="000000"/>
-                    <w:sz w:val="20"/>
-                    <w:szCs w:val="20"/>
+                    <w:sz w:val="18"/>
+                    <w:szCs w:val="18"/>
                   </w:rPr>
                   <w:t>☐</w:t>
                 </w:r>
@@ -6630,8 +6630,8 @@
                 <w:rPr>
                   <w:rFonts w:ascii="MS Gothic" w:hAnsi="MS Gothic" w:cs="MS Gothic" w:eastAsia="MS Gothic"/>
                   <w:color w:val="000000"/>
-                  <w:sz w:val="20"/>
-                  <w:szCs w:val="20"/>
+                  <w:sz w:val="18"/>
+                  <w:szCs w:val="18"/>
                 </w:rPr>
                 <w:alias w:val="evidence_general_health_exam"/>
                 <w:tag w:val="evidence_general_health_exam"/>
@@ -6648,8 +6648,8 @@
                   <w:rPr>
                     <w:rFonts w:ascii="MS Gothic" w:hAnsi="MS Gothic" w:cs="MS Gothic" w:eastAsia="MS Gothic"/>
                     <w:color w:val="000000"/>
-                    <w:sz w:val="20"/>
-                    <w:szCs w:val="20"/>
+                    <w:sz w:val="18"/>
+                    <w:szCs w:val="18"/>
                   </w:rPr>
                   <w:t>☐</w:t>
                 </w:r>
@@ -6684,8 +6684,8 @@
                 <w:rPr>
                   <w:rFonts w:ascii="MS Gothic" w:hAnsi="MS Gothic" w:cs="MS Gothic" w:eastAsia="MS Gothic"/>
                   <w:color w:val="000000"/>
-                  <w:sz w:val="20"/>
-                  <w:szCs w:val="20"/>
+                  <w:sz w:val="18"/>
+                  <w:szCs w:val="18"/>
                 </w:rPr>
                 <w:alias w:val="evidence_specialized_health_exam"/>
                 <w:tag w:val="evidence_specialized_health_exam"/>
@@ -6702,8 +6702,8 @@
                   <w:rPr>
                     <w:rFonts w:ascii="MS Gothic" w:hAnsi="MS Gothic" w:cs="MS Gothic" w:eastAsia="MS Gothic"/>
                     <w:color w:val="000000"/>
-                    <w:sz w:val="20"/>
-                    <w:szCs w:val="20"/>
+                    <w:sz w:val="18"/>
+                    <w:szCs w:val="18"/>
                   </w:rPr>
                   <w:t>☐</w:t>
                 </w:r>
@@ -6722,8 +6722,8 @@
                 <w:rPr>
                   <w:rFonts w:ascii="Arial" w:hAnsi="Arial" w:cs="Arial"/>
                   <w:color w:val="000000"/>
-                  <w:sz w:val="20"/>
-                  <w:szCs w:val="20"/>
+                  <w:sz w:val="18"/>
+                  <w:szCs w:val="18"/>
                 </w:rPr>
                 <w:alias w:val="evidence_specialized_health_detail"/>
                 <w:tag w:val="evidence_specialized_health_detail"/>
@@ -6739,8 +6739,8 @@
                   <w:rPr>
                     <w:rFonts w:ascii="Arial" w:hAnsi="Arial" w:cs="Arial"/>
                     <w:color w:val="000000"/>
-                    <w:sz w:val="20"/>
-                    <w:szCs w:val="20"/>
+                    <w:sz w:val="18"/>
+                    <w:szCs w:val="18"/>
                     <w:lang w:val="es-CL" w:eastAsia="es-CL"/>
                   </w:rPr>
                   <w:t>Escriba aquí</w:t>
@@ -6760,8 +6760,8 @@
                 <w:rPr>
                   <w:rFonts w:ascii="MS Gothic" w:hAnsi="MS Gothic" w:cs="MS Gothic" w:eastAsia="MS Gothic"/>
                   <w:color w:val="000000"/>
-                  <w:sz w:val="20"/>
-                  <w:szCs w:val="20"/>
+                  <w:sz w:val="18"/>
+                  <w:szCs w:val="18"/>
                 </w:rPr>
                 <w:alias w:val="evidence_other"/>
                 <w:tag w:val="evidence_other"/>
@@ -6778,8 +6778,8 @@
                   <w:rPr>
                     <w:rFonts w:ascii="MS Gothic" w:hAnsi="MS Gothic" w:cs="MS Gothic" w:eastAsia="MS Gothic"/>
                     <w:color w:val="000000"/>
-                    <w:sz w:val="20"/>
-                    <w:szCs w:val="20"/>
+                    <w:sz w:val="18"/>
+                    <w:szCs w:val="18"/>
                   </w:rPr>
                   <w:t>☐</w:t>
                 </w:r>
@@ -6806,8 +6806,8 @@
                 <w:rPr>
                   <w:rFonts w:ascii="Arial" w:hAnsi="Arial" w:cs="Arial"/>
                   <w:color w:val="000000"/>
-                  <w:sz w:val="20"/>
-                  <w:szCs w:val="20"/>
+                  <w:sz w:val="18"/>
+                  <w:szCs w:val="18"/>
                 </w:rPr>
                 <w:alias w:val="evidence_other_detail"/>
                 <w:tag w:val="evidence_other_detail"/>
@@ -6823,8 +6823,8 @@
                   <w:rPr>
                     <w:rFonts w:ascii="Arial" w:hAnsi="Arial" w:cs="Arial"/>
                     <w:color w:val="000000"/>
-                    <w:sz w:val="20"/>
-                    <w:szCs w:val="20"/>
+                    <w:sz w:val="18"/>
+                    <w:szCs w:val="18"/>
                     <w:lang w:val="es-CL" w:eastAsia="es-CL"/>
                   </w:rPr>
                   <w:t>Escriba aquí</w:t>
@@ -7028,8 +7028,8 @@
                   <w:rFonts w:ascii="Arial" w:hAnsi="Arial" w:cs="Arial"/>
                   <w:b/>
                   <w:color w:val="000000"/>
-                  <w:sz w:val="20"/>
-                  <w:szCs w:val="20"/>
+                  <w:sz w:val="18"/>
+                  <w:szCs w:val="18"/>
                   <w:shd w:val="clear" w:color="auto" w:fill="D9D9D9"/>
                 </w:rPr>
                 <w:alias w:val="identification_number"/>
@@ -7046,8 +7046,8 @@
                   <w:rPr>
                     <w:rFonts w:ascii="Arial" w:hAnsi="Arial" w:cs="Arial"/>
                     <w:color w:val="000000"/>
-                    <w:sz w:val="20"/>
-                    <w:szCs w:val="20"/>
+                    <w:sz w:val="18"/>
+                    <w:szCs w:val="18"/>
                     <w:lang w:val="es-CL" w:eastAsia="es-CL"/>
                   </w:rPr>
                   <w:t>Escriba aquí</w:t>
@@ -7279,8 +7279,8 @@
               <w:rPr>
                 <w:rFonts w:ascii="Arial" w:hAnsi="Arial" w:cs="Arial"/>
                 <w:color w:val="000000"/>
-                <w:sz w:val="20"/>
-                <w:szCs w:val="20"/>
+                <w:sz w:val="18"/>
+                <w:szCs w:val="18"/>
               </w:rPr>
               <w:alias w:val="specialized_curricular_achievements"/>
               <w:tag w:val="specialized_curricular_achievements"/>
@@ -7299,16 +7299,16 @@
                   <w:rPr>
                     <w:rFonts w:ascii="Arial" w:hAnsi="Arial" w:cs="Arial"/>
                     <w:color w:val="000000"/>
-                    <w:sz w:val="20"/>
-                    <w:szCs w:val="20"/>
+                    <w:sz w:val="18"/>
+                    <w:szCs w:val="18"/>
                   </w:rPr>
                 </w:pPr>
                 <w:r>
                   <w:rPr>
                     <w:rFonts w:ascii="Arial" w:hAnsi="Arial" w:cs="Arial"/>
                     <w:color w:val="000000"/>
-                    <w:sz w:val="20"/>
-                    <w:szCs w:val="20"/>
+                    <w:sz w:val="18"/>
+                    <w:szCs w:val="18"/>
                     <w:lang w:val="es-CL" w:eastAsia="es-CL"/>
                   </w:rPr>
                   <w:t>Escriba aquí</w:t>
@@ -7439,8 +7439,8 @@
               <w:rPr>
                 <w:rFonts w:ascii="Arial" w:hAnsi="Arial" w:cs="Arial"/>
                 <w:color w:val="000000"/>
-                <w:sz w:val="20"/>
-                <w:szCs w:val="20"/>
+                <w:sz w:val="18"/>
+                <w:szCs w:val="18"/>
               </w:rPr>
               <w:alias w:val="specialized_unachieved_learning"/>
               <w:tag w:val="specialized_unachieved_learning"/>
@@ -7458,16 +7458,16 @@
                   <w:rPr>
                     <w:rFonts w:ascii="Arial" w:hAnsi="Arial" w:cs="Arial"/>
                     <w:color w:val="000000"/>
-                    <w:sz w:val="20"/>
-                    <w:szCs w:val="20"/>
+                    <w:sz w:val="18"/>
+                    <w:szCs w:val="18"/>
                   </w:rPr>
                 </w:pPr>
                 <w:r>
                   <w:rPr>
                     <w:rFonts w:ascii="Arial" w:hAnsi="Arial" w:cs="Arial"/>
                     <w:color w:val="000000"/>
-                    <w:sz w:val="20"/>
-                    <w:szCs w:val="20"/>
+                    <w:sz w:val="18"/>
+                    <w:szCs w:val="18"/>
                     <w:lang w:val="es-CL" w:eastAsia="es-CL"/>
                   </w:rPr>
                   <w:t>Escriba aquí</w:t>
@@ -7583,8 +7583,8 @@
             <w:rPr>
               <w:rFonts w:ascii="Arial" w:hAnsi="Arial" w:cs="Arial"/>
               <w:color w:val="000000"/>
-              <w:sz w:val="20"/>
-              <w:szCs w:val="20"/>
+              <w:sz w:val="18"/>
+              <w:szCs w:val="18"/>
             </w:rPr>
             <w:alias w:val="specialized_learning_participation_progress"/>
             <w:tag w:val="specialized_learning_participation_progress"/>
@@ -7612,16 +7612,16 @@
                   <w:rPr>
                     <w:rFonts w:ascii="Arial" w:hAnsi="Arial" w:cs="Arial"/>
                     <w:color w:val="000000"/>
-                    <w:sz w:val="20"/>
-                    <w:szCs w:val="20"/>
+                    <w:sz w:val="18"/>
+                    <w:szCs w:val="18"/>
                   </w:rPr>
                 </w:pPr>
                 <w:r>
                   <w:rPr>
                     <w:rFonts w:ascii="Arial" w:hAnsi="Arial" w:cs="Arial"/>
                     <w:color w:val="000000"/>
-                    <w:sz w:val="20"/>
-                    <w:szCs w:val="20"/>
+                    <w:sz w:val="18"/>
+                    <w:szCs w:val="18"/>
                     <w:lang w:val="es-CL" w:eastAsia="es-CL"/>
                   </w:rPr>
                   <w:t>Escriba aquí</w:t>
@@ -7774,8 +7774,8 @@
             <w:rPr>
               <w:rFonts w:ascii="Arial" w:hAnsi="Arial" w:cs="Arial"/>
               <w:color w:val="000000"/>
-              <w:sz w:val="20"/>
-              <w:szCs w:val="20"/>
+              <w:sz w:val="18"/>
+              <w:szCs w:val="18"/>
             </w:rPr>
             <w:alias w:val="specialized_context_participation"/>
             <w:tag w:val="specialized_context_participation"/>
@@ -7803,16 +7803,16 @@
                   <w:rPr>
                     <w:rFonts w:ascii="Arial" w:hAnsi="Arial" w:cs="Arial"/>
                     <w:color w:val="000000"/>
-                    <w:sz w:val="20"/>
-                    <w:szCs w:val="20"/>
+                    <w:sz w:val="18"/>
+                    <w:szCs w:val="18"/>
                   </w:rPr>
                 </w:pPr>
                 <w:r>
                   <w:rPr>
                     <w:rFonts w:ascii="Arial" w:hAnsi="Arial" w:cs="Arial"/>
                     <w:color w:val="000000"/>
-                    <w:sz w:val="20"/>
-                    <w:szCs w:val="20"/>
+                    <w:sz w:val="18"/>
+                    <w:szCs w:val="18"/>
                     <w:lang w:val="es-CL" w:eastAsia="es-CL"/>
                   </w:rPr>
                   <w:t>Escriba aquí</w:t>
@@ -7940,8 +7940,8 @@
             <w:rPr>
               <w:rFonts w:ascii="Arial" w:hAnsi="Arial" w:cs="Arial"/>
               <w:color w:val="000000"/>
-              <w:sz w:val="20"/>
-              <w:szCs w:val="20"/>
+              <w:sz w:val="18"/>
+              <w:szCs w:val="18"/>
             </w:rPr>
             <w:alias w:val="specialized_barriers_reduction"/>
             <w:tag w:val="specialized_barriers_reduction"/>
@@ -7969,16 +7969,16 @@
                   <w:rPr>
                     <w:rFonts w:ascii="Arial" w:hAnsi="Arial" w:cs="Arial"/>
                     <w:color w:val="000000"/>
-                    <w:sz w:val="20"/>
-                    <w:szCs w:val="20"/>
+                    <w:sz w:val="18"/>
+                    <w:szCs w:val="18"/>
                   </w:rPr>
                 </w:pPr>
                 <w:r>
                   <w:rPr>
                     <w:rFonts w:ascii="Arial" w:hAnsi="Arial" w:cs="Arial"/>
                     <w:color w:val="000000"/>
-                    <w:sz w:val="20"/>
-                    <w:szCs w:val="20"/>
+                    <w:sz w:val="18"/>
+                    <w:szCs w:val="18"/>
                     <w:lang w:val="es-CL" w:eastAsia="es-CL"/>
                   </w:rPr>
                   <w:t>Escriba aquí</w:t>
@@ -8052,8 +8052,8 @@
             <w:rPr>
               <w:rFonts w:ascii="Arial" w:hAnsi="Arial" w:cs="Arial"/>
               <w:color w:val="000000"/>
-              <w:sz w:val="20"/>
-              <w:szCs w:val="20"/>
+              <w:sz w:val="18"/>
+              <w:szCs w:val="18"/>
             </w:rPr>
             <w:alias w:val="specialized_family_participation"/>
             <w:tag w:val="specialized_family_participation"/>
@@ -8080,16 +8080,16 @@
                   <w:rPr>
                     <w:rFonts w:ascii="Arial" w:hAnsi="Arial" w:cs="Arial"/>
                     <w:color w:val="000000"/>
-                    <w:sz w:val="20"/>
-                    <w:szCs w:val="20"/>
+                    <w:sz w:val="18"/>
+                    <w:szCs w:val="18"/>
                   </w:rPr>
                 </w:pPr>
                 <w:r>
                   <w:rPr>
                     <w:rFonts w:ascii="Arial" w:hAnsi="Arial" w:cs="Arial"/>
                     <w:color w:val="000000"/>
-                    <w:sz w:val="20"/>
-                    <w:szCs w:val="20"/>
+                    <w:sz w:val="18"/>
+                    <w:szCs w:val="18"/>
                     <w:lang w:val="es-CL" w:eastAsia="es-CL"/>
                   </w:rPr>
                   <w:t>Escriba aquí</w:t>
@@ -8285,8 +8285,8 @@
             <w:rPr>
               <w:rFonts w:ascii="Arial" w:hAnsi="Arial" w:cs="Arial"/>
               <w:color w:val="000000"/>
-              <w:sz w:val="20"/>
-              <w:szCs w:val="20"/>
+              <w:sz w:val="18"/>
+              <w:szCs w:val="18"/>
             </w:rPr>
             <w:alias w:val="specialized_next_period_emphasis"/>
             <w:tag w:val="specialized_next_period_emphasis"/>
@@ -8315,16 +8315,16 @@
                   <w:rPr>
                     <w:rFonts w:ascii="Arial" w:hAnsi="Arial" w:cs="Arial"/>
                     <w:color w:val="000000"/>
-                    <w:sz w:val="20"/>
-                    <w:szCs w:val="20"/>
+                    <w:sz w:val="18"/>
+                    <w:szCs w:val="18"/>
                   </w:rPr>
                 </w:pPr>
                 <w:r>
                   <w:rPr>
                     <w:rFonts w:ascii="Arial" w:hAnsi="Arial" w:cs="Arial"/>
                     <w:color w:val="000000"/>
-                    <w:sz w:val="20"/>
-                    <w:szCs w:val="20"/>
+                    <w:sz w:val="18"/>
+                    <w:szCs w:val="18"/>
                     <w:lang w:val="es-CL" w:eastAsia="es-CL"/>
                   </w:rPr>
                   <w:t>Escriba aquí</w:t>
@@ -8419,8 +8419,8 @@
             <w:rPr>
               <w:rFonts w:ascii="Arial" w:hAnsi="Arial" w:cs="Arial"/>
               <w:color w:val="000000"/>
-              <w:sz w:val="20"/>
-              <w:szCs w:val="20"/>
+              <w:sz w:val="18"/>
+              <w:szCs w:val="18"/>
               <w:highlight w:val="yellow"/>
             </w:rPr>
             <w:alias w:val="specialized_dea_literacy_math_progress"/>
@@ -8448,8 +8448,8 @@
                   <w:rPr>
                     <w:rFonts w:ascii="Arial" w:hAnsi="Arial" w:cs="Arial"/>
                     <w:color w:val="000000"/>
-                    <w:sz w:val="20"/>
-                    <w:szCs w:val="20"/>
+                    <w:sz w:val="18"/>
+                    <w:szCs w:val="18"/>
                     <w:highlight w:val="yellow"/>
                   </w:rPr>
                 </w:pPr>
@@ -8457,8 +8457,8 @@
                   <w:rPr>
                     <w:rFonts w:ascii="Arial" w:hAnsi="Arial" w:cs="Arial"/>
                     <w:color w:val="000000"/>
-                    <w:sz w:val="20"/>
-                    <w:szCs w:val="20"/>
+                    <w:sz w:val="18"/>
+                    <w:szCs w:val="18"/>
                     <w:lang w:val="es-CL" w:eastAsia="es-CL"/>
                   </w:rPr>
                   <w:t>Escriba aquí</w:t>
@@ -8507,8 +8507,8 @@
               <w:rPr>
                 <w:rFonts w:ascii="Arial" w:hAnsi="Arial" w:cs="Arial"/>
                 <w:color w:val="000000"/>
-                <w:sz w:val="20"/>
-                <w:szCs w:val="20"/>
+                <w:sz w:val="18"/>
+                <w:szCs w:val="18"/>
               </w:rPr>
               <w:alias w:val="specialized_tab_observations"/>
               <w:tag w:val="specialized_tab_observations"/>
@@ -8526,16 +8526,16 @@
                   <w:rPr>
                     <w:rFonts w:ascii="Arial" w:hAnsi="Arial" w:cs="Arial"/>
                     <w:color w:val="000000"/>
-                    <w:sz w:val="20"/>
-                    <w:szCs w:val="20"/>
+                    <w:sz w:val="18"/>
+                    <w:szCs w:val="18"/>
                   </w:rPr>
                 </w:pPr>
                 <w:r>
                   <w:rPr>
                     <w:rFonts w:ascii="Arial" w:hAnsi="Arial" w:cs="Arial"/>
                     <w:color w:val="000000"/>
-                    <w:sz w:val="20"/>
-                    <w:szCs w:val="20"/>
+                    <w:sz w:val="18"/>
+                    <w:szCs w:val="18"/>
                     <w:lang w:val="es-CL" w:eastAsia="es-CL"/>
                   </w:rPr>
                   <w:t>Escriba aquí</w:t>
@@ -8720,8 +8720,8 @@
                   <w:rFonts w:ascii="Arial" w:hAnsi="Arial" w:cs="Arial"/>
                   <w:b/>
                   <w:color w:val="000000"/>
-                  <w:sz w:val="20"/>
-                  <w:szCs w:val="20"/>
+                  <w:sz w:val="18"/>
+                  <w:szCs w:val="18"/>
                   <w:shd w:val="clear" w:color="auto" w:fill="D9D9D9"/>
                 </w:rPr>
                 <w:alias w:val="identification_number"/>
@@ -8738,8 +8738,8 @@
                   <w:rPr>
                     <w:rFonts w:ascii="Arial" w:hAnsi="Arial" w:cs="Arial"/>
                     <w:color w:val="000000"/>
-                    <w:sz w:val="20"/>
-                    <w:szCs w:val="20"/>
+                    <w:sz w:val="18"/>
+                    <w:szCs w:val="18"/>
                     <w:lang w:val="es-CL" w:eastAsia="es-CL"/>
                   </w:rPr>
                   <w:t>Escriba aquí</w:t>
@@ -8853,8 +8853,8 @@
                 <w:rPr>
                   <w:rFonts w:ascii="MS Gothic" w:hAnsi="MS Gothic" w:cs="MS Gothic" w:eastAsia="MS Gothic"/>
                   <w:color w:val="000000"/>
-                  <w:sz w:val="20"/>
-                  <w:szCs w:val="20"/>
+                  <w:sz w:val="18"/>
+                  <w:szCs w:val="18"/>
                 </w:rPr>
                 <w:alias w:val="support_area_communication"/>
                 <w:tag w:val="support_area_communication"/>
@@ -8871,8 +8871,8 @@
                   <w:rPr>
                     <w:rFonts w:ascii="MS Gothic" w:hAnsi="MS Gothic" w:cs="MS Gothic" w:eastAsia="MS Gothic"/>
                     <w:color w:val="000000"/>
-                    <w:sz w:val="20"/>
-                    <w:szCs w:val="20"/>
+                    <w:sz w:val="18"/>
+                    <w:szCs w:val="18"/>
                   </w:rPr>
                   <w:t>☐</w:t>
                 </w:r>
@@ -8901,8 +8901,8 @@
                 <w:rPr>
                   <w:rFonts w:ascii="MS Gothic" w:hAnsi="MS Gothic" w:cs="MS Gothic" w:eastAsia="MS Gothic"/>
                   <w:color w:val="000000"/>
-                  <w:sz w:val="20"/>
-                  <w:szCs w:val="20"/>
+                  <w:sz w:val="18"/>
+                  <w:szCs w:val="18"/>
                 </w:rPr>
                 <w:alias w:val="support_area_self_care"/>
                 <w:tag w:val="support_area_self_care"/>
@@ -8919,8 +8919,8 @@
                   <w:rPr>
                     <w:rFonts w:ascii="MS Gothic" w:hAnsi="MS Gothic" w:cs="MS Gothic" w:eastAsia="MS Gothic"/>
                     <w:color w:val="000000"/>
-                    <w:sz w:val="20"/>
-                    <w:szCs w:val="20"/>
+                    <w:sz w:val="18"/>
+                    <w:szCs w:val="18"/>
                   </w:rPr>
                   <w:t>☐</w:t>
                 </w:r>
@@ -8949,8 +8949,8 @@
                 <w:rPr>
                   <w:rFonts w:ascii="MS Gothic" w:hAnsi="MS Gothic" w:cs="MS Gothic" w:eastAsia="MS Gothic"/>
                   <w:color w:val="000000"/>
-                  <w:sz w:val="20"/>
-                  <w:szCs w:val="20"/>
+                  <w:sz w:val="18"/>
+                  <w:szCs w:val="18"/>
                 </w:rPr>
                 <w:alias w:val="support_area_domestic_life"/>
                 <w:tag w:val="support_area_domestic_life"/>
@@ -8967,8 +8967,8 @@
                   <w:rPr>
                     <w:rFonts w:ascii="MS Gothic" w:hAnsi="MS Gothic" w:cs="MS Gothic" w:eastAsia="MS Gothic"/>
                     <w:color w:val="000000"/>
-                    <w:sz w:val="20"/>
-                    <w:szCs w:val="20"/>
+                    <w:sz w:val="18"/>
+                    <w:szCs w:val="18"/>
                   </w:rPr>
                   <w:t>☐</w:t>
                 </w:r>
@@ -8997,8 +8997,8 @@
                 <w:rPr>
                   <w:rFonts w:ascii="MS Gothic" w:hAnsi="MS Gothic" w:cs="MS Gothic" w:eastAsia="MS Gothic"/>
                   <w:color w:val="000000"/>
-                  <w:sz w:val="20"/>
-                  <w:szCs w:val="20"/>
+                  <w:sz w:val="18"/>
+                  <w:szCs w:val="18"/>
                 </w:rPr>
                 <w:alias w:val="support_area_social_skills"/>
                 <w:tag w:val="support_area_social_skills"/>
@@ -9015,8 +9015,8 @@
                   <w:rPr>
                     <w:rFonts w:ascii="MS Gothic" w:hAnsi="MS Gothic" w:cs="MS Gothic" w:eastAsia="MS Gothic"/>
                     <w:color w:val="000000"/>
-                    <w:sz w:val="20"/>
-                    <w:szCs w:val="20"/>
+                    <w:sz w:val="18"/>
+                    <w:szCs w:val="18"/>
                   </w:rPr>
                   <w:t>☐</w:t>
                 </w:r>
@@ -9047,8 +9047,8 @@
                 <w:rPr>
                   <w:rFonts w:ascii="MS Gothic" w:hAnsi="MS Gothic" w:cs="MS Gothic" w:eastAsia="MS Gothic"/>
                   <w:color w:val="000000"/>
-                  <w:sz w:val="20"/>
-                  <w:szCs w:val="20"/>
+                  <w:sz w:val="18"/>
+                  <w:szCs w:val="18"/>
                 </w:rPr>
                 <w:alias w:val="support_area_functional_academic"/>
                 <w:tag w:val="support_area_functional_academic"/>
@@ -9065,8 +9065,8 @@
                   <w:rPr>
                     <w:rFonts w:ascii="MS Gothic" w:hAnsi="MS Gothic" w:cs="MS Gothic" w:eastAsia="MS Gothic"/>
                     <w:color w:val="000000"/>
-                    <w:sz w:val="20"/>
-                    <w:szCs w:val="20"/>
+                    <w:sz w:val="18"/>
+                    <w:szCs w:val="18"/>
                   </w:rPr>
                   <w:t>☐</w:t>
                 </w:r>
@@ -9117,8 +9117,8 @@
                 <w:rPr>
                   <w:rFonts w:ascii="MS Gothic" w:hAnsi="MS Gothic" w:cs="MS Gothic" w:eastAsia="MS Gothic"/>
                   <w:color w:val="000000"/>
-                  <w:sz w:val="20"/>
-                  <w:szCs w:val="20"/>
+                  <w:sz w:val="18"/>
+                  <w:szCs w:val="18"/>
                 </w:rPr>
                 <w:alias w:val="support_area_community_use"/>
                 <w:tag w:val="support_area_community_use"/>
@@ -9135,8 +9135,8 @@
                   <w:rPr>
                     <w:rFonts w:ascii="MS Gothic" w:hAnsi="MS Gothic" w:cs="MS Gothic" w:eastAsia="MS Gothic"/>
                     <w:color w:val="000000"/>
-                    <w:sz w:val="20"/>
-                    <w:szCs w:val="20"/>
+                    <w:sz w:val="18"/>
+                    <w:szCs w:val="18"/>
                   </w:rPr>
                   <w:t>☐</w:t>
                 </w:r>
@@ -9165,8 +9165,8 @@
                 <w:rPr>
                   <w:rFonts w:ascii="MS Gothic" w:hAnsi="MS Gothic" w:cs="MS Gothic" w:eastAsia="MS Gothic"/>
                   <w:color w:val="000000"/>
-                  <w:sz w:val="20"/>
-                  <w:szCs w:val="20"/>
+                  <w:sz w:val="18"/>
+                  <w:szCs w:val="18"/>
                 </w:rPr>
                 <w:alias w:val="support_area_self_direction"/>
                 <w:tag w:val="support_area_self_direction"/>
@@ -9183,8 +9183,8 @@
                   <w:rPr>
                     <w:rFonts w:ascii="MS Gothic" w:hAnsi="MS Gothic" w:cs="MS Gothic" w:eastAsia="MS Gothic"/>
                     <w:color w:val="000000"/>
-                    <w:sz w:val="20"/>
-                    <w:szCs w:val="20"/>
+                    <w:sz w:val="18"/>
+                    <w:szCs w:val="18"/>
                   </w:rPr>
                   <w:t>☐</w:t>
                 </w:r>
@@ -9213,8 +9213,8 @@
                 <w:rPr>
                   <w:rFonts w:ascii="MS Gothic" w:hAnsi="MS Gothic" w:cs="MS Gothic" w:eastAsia="MS Gothic"/>
                   <w:color w:val="000000"/>
-                  <w:sz w:val="20"/>
-                  <w:szCs w:val="20"/>
+                  <w:sz w:val="18"/>
+                  <w:szCs w:val="18"/>
                 </w:rPr>
                 <w:alias w:val="support_area_health_safety"/>
                 <w:tag w:val="support_area_health_safety"/>
@@ -9231,8 +9231,8 @@
                   <w:rPr>
                     <w:rFonts w:ascii="MS Gothic" w:hAnsi="MS Gothic" w:cs="MS Gothic" w:eastAsia="MS Gothic"/>
                     <w:color w:val="000000"/>
-                    <w:sz w:val="20"/>
-                    <w:szCs w:val="20"/>
+                    <w:sz w:val="18"/>
+                    <w:szCs w:val="18"/>
                   </w:rPr>
                   <w:t>☐</w:t>
                 </w:r>
@@ -9261,8 +9261,8 @@
                 <w:rPr>
                   <w:rFonts w:ascii="MS Gothic" w:hAnsi="MS Gothic" w:cs="MS Gothic" w:eastAsia="MS Gothic"/>
                   <w:color w:val="000000"/>
-                  <w:sz w:val="20"/>
-                  <w:szCs w:val="20"/>
+                  <w:sz w:val="18"/>
+                  <w:szCs w:val="18"/>
                 </w:rPr>
                 <w:alias w:val="support_area_leisure"/>
                 <w:tag w:val="support_area_leisure"/>
@@ -9279,8 +9279,8 @@
                   <w:rPr>
                     <w:rFonts w:ascii="MS Gothic" w:hAnsi="MS Gothic" w:cs="MS Gothic" w:eastAsia="MS Gothic"/>
                     <w:color w:val="000000"/>
-                    <w:sz w:val="20"/>
-                    <w:szCs w:val="20"/>
+                    <w:sz w:val="18"/>
+                    <w:szCs w:val="18"/>
                   </w:rPr>
                   <w:t>☐</w:t>
                 </w:r>
@@ -9309,8 +9309,8 @@
                 <w:rPr>
                   <w:rFonts w:ascii="MS Gothic" w:hAnsi="MS Gothic" w:cs="MS Gothic" w:eastAsia="MS Gothic"/>
                   <w:color w:val="000000"/>
-                  <w:sz w:val="20"/>
-                  <w:szCs w:val="20"/>
+                  <w:sz w:val="18"/>
+                  <w:szCs w:val="18"/>
                 </w:rPr>
                 <w:alias w:val="support_area_work"/>
                 <w:tag w:val="support_area_work"/>
@@ -9327,8 +9327,8 @@
                   <w:rPr>
                     <w:rFonts w:ascii="MS Gothic" w:hAnsi="MS Gothic" w:cs="MS Gothic" w:eastAsia="MS Gothic"/>
                     <w:color w:val="000000"/>
-                    <w:sz w:val="20"/>
-                    <w:szCs w:val="20"/>
+                    <w:sz w:val="18"/>
+                    <w:szCs w:val="18"/>
                   </w:rPr>
                   <w:t>☐</w:t>
                 </w:r>
@@ -9392,8 +9392,8 @@
                 <w:rPr>
                   <w:rFonts w:ascii="MS Gothic" w:hAnsi="MS Gothic" w:cs="MS Gothic" w:eastAsia="MS Gothic"/>
                   <w:color w:val="000000"/>
-                  <w:sz w:val="20"/>
-                  <w:szCs w:val="20"/>
+                  <w:sz w:val="18"/>
+                  <w:szCs w:val="18"/>
                 </w:rPr>
                 <w:alias w:val="support_area_curricular_general"/>
                 <w:tag w:val="support_area_curricular_general"/>
@@ -9410,8 +9410,8 @@
                   <w:rPr>
                     <w:rFonts w:ascii="MS Gothic" w:hAnsi="MS Gothic" w:cs="MS Gothic" w:eastAsia="MS Gothic"/>
                     <w:color w:val="000000"/>
-                    <w:sz w:val="20"/>
-                    <w:szCs w:val="20"/>
+                    <w:sz w:val="18"/>
+                    <w:szCs w:val="18"/>
                   </w:rPr>
                   <w:t>☐</w:t>
                 </w:r>
@@ -9441,8 +9441,8 @@
                 <w:rPr>
                   <w:rFonts w:ascii="MS Gothic" w:hAnsi="MS Gothic" w:cs="MS Gothic" w:eastAsia="MS Gothic"/>
                   <w:color w:val="000000"/>
-                  <w:sz w:val="20"/>
-                  <w:szCs w:val="20"/>
+                  <w:sz w:val="18"/>
+                  <w:szCs w:val="18"/>
                 </w:rPr>
                 <w:alias w:val="support_area_specific_subjects"/>
                 <w:tag w:val="support_area_specific_subjects"/>
@@ -9459,8 +9459,8 @@
                   <w:rPr>
                     <w:rFonts w:ascii="MS Gothic" w:hAnsi="MS Gothic" w:cs="MS Gothic" w:eastAsia="MS Gothic"/>
                     <w:color w:val="000000"/>
-                    <w:sz w:val="20"/>
-                    <w:szCs w:val="20"/>
+                    <w:sz w:val="18"/>
+                    <w:szCs w:val="18"/>
                   </w:rPr>
                   <w:t>☐</w:t>
                 </w:r>
@@ -9490,8 +9490,8 @@
                 <w:rPr>
                   <w:rFonts w:ascii="MS Gothic" w:hAnsi="MS Gothic" w:cs="MS Gothic" w:eastAsia="MS Gothic"/>
                   <w:color w:val="000000"/>
-                  <w:sz w:val="20"/>
-                  <w:szCs w:val="20"/>
+                  <w:sz w:val="18"/>
+                  <w:szCs w:val="18"/>
                 </w:rPr>
                 <w:alias w:val="support_area_affective_social"/>
                 <w:tag w:val="support_area_affective_social"/>
@@ -9508,8 +9508,8 @@
                   <w:rPr>
                     <w:rFonts w:ascii="MS Gothic" w:hAnsi="MS Gothic" w:cs="MS Gothic" w:eastAsia="MS Gothic"/>
                     <w:color w:val="000000"/>
-                    <w:sz w:val="20"/>
-                    <w:szCs w:val="20"/>
+                    <w:sz w:val="18"/>
+                    <w:szCs w:val="18"/>
                   </w:rPr>
                   <w:t>☐</w:t>
                 </w:r>
@@ -9542,8 +9542,8 @@
                 <w:rPr>
                   <w:rFonts w:ascii="MS Gothic" w:hAnsi="MS Gothic" w:cs="MS Gothic" w:eastAsia="MS Gothic"/>
                   <w:color w:val="000000"/>
-                  <w:sz w:val="20"/>
-                  <w:szCs w:val="20"/>
+                  <w:sz w:val="18"/>
+                  <w:szCs w:val="18"/>
                 </w:rPr>
                 <w:alias w:val="support_area_other"/>
                 <w:tag w:val="support_area_other"/>
@@ -9560,8 +9560,8 @@
                   <w:rPr>
                     <w:rFonts w:ascii="MS Gothic" w:hAnsi="MS Gothic" w:cs="MS Gothic" w:eastAsia="MS Gothic"/>
                     <w:color w:val="000000"/>
-                    <w:sz w:val="20"/>
-                    <w:szCs w:val="20"/>
+                    <w:sz w:val="18"/>
+                    <w:szCs w:val="18"/>
                   </w:rPr>
                   <w:t>☐</w:t>
                 </w:r>
@@ -9580,8 +9580,8 @@
                 <w:rPr>
                   <w:rFonts w:ascii="Arial" w:hAnsi="Arial" w:cs="Arial"/>
                   <w:color w:val="000000"/>
-                  <w:sz w:val="20"/>
-                  <w:szCs w:val="20"/>
+                  <w:sz w:val="18"/>
+                  <w:szCs w:val="18"/>
                 </w:rPr>
                 <w:alias w:val="support_area_other_detail"/>
                 <w:tag w:val="support_area_other_detail"/>
@@ -9597,8 +9597,8 @@
                   <w:rPr>
                     <w:rFonts w:ascii="Arial" w:hAnsi="Arial" w:cs="Arial"/>
                     <w:color w:val="000000"/>
-                    <w:sz w:val="20"/>
-                    <w:szCs w:val="20"/>
+                    <w:sz w:val="18"/>
+                    <w:szCs w:val="18"/>
                     <w:lang w:val="es-CL" w:eastAsia="es-CL"/>
                   </w:rPr>
                   <w:t>Escriba aquí</w:t>
@@ -9998,8 +9998,8 @@
                 <w:rFonts w:ascii="Arial" w:hAnsi="Arial" w:cs="Arial"/>
                 <w:bCs/>
                 <w:color w:val="000000"/>
-                <w:sz w:val="20"/>
-                <w:szCs w:val="20"/>
+                <w:sz w:val="18"/>
+                <w:szCs w:val="18"/>
               </w:rPr>
               <w:alias w:val="support_personal_specific"/>
               <w:tag w:val="support_personal_specific"/>
@@ -10017,16 +10017,16 @@
                     <w:rFonts w:ascii="Arial" w:hAnsi="Arial" w:cs="Arial"/>
                     <w:bCs/>
                     <w:color w:val="000000"/>
-                    <w:sz w:val="20"/>
-                    <w:szCs w:val="20"/>
+                    <w:sz w:val="18"/>
+                    <w:szCs w:val="18"/>
                   </w:rPr>
                 </w:pPr>
                 <w:r>
                   <w:rPr>
                     <w:rFonts w:ascii="Arial" w:hAnsi="Arial" w:cs="Arial"/>
                     <w:color w:val="000000"/>
-                    <w:sz w:val="20"/>
-                    <w:szCs w:val="20"/>
+                    <w:sz w:val="18"/>
+                    <w:szCs w:val="18"/>
                     <w:lang w:val="es-CL" w:eastAsia="es-CL"/>
                   </w:rPr>
                   <w:t>Escriba aquí</w:t>
@@ -10062,8 +10062,8 @@
             <w:rPr>
               <w:rFonts w:ascii="Arial" w:hAnsi="Arial" w:cs="Arial"/>
               <w:color w:val="000000"/>
-              <w:sz w:val="20"/>
-              <w:szCs w:val="20"/>
+              <w:sz w:val="18"/>
+              <w:szCs w:val="18"/>
             </w:rPr>
             <w:alias w:val="support_personal_effectiveness"/>
             <w:tag w:val="support_personal_effectiveness"/>
@@ -10093,16 +10093,16 @@
                   <w:rPr>
                     <w:rFonts w:ascii="Arial" w:hAnsi="Arial" w:cs="Arial"/>
                     <w:color w:val="000000"/>
-                    <w:sz w:val="20"/>
-                    <w:szCs w:val="20"/>
+                    <w:sz w:val="18"/>
+                    <w:szCs w:val="18"/>
                   </w:rPr>
                 </w:pPr>
                 <w:r>
                   <w:rPr>
                     <w:rFonts w:ascii="Arial" w:hAnsi="Arial" w:cs="Arial"/>
                     <w:color w:val="000000"/>
-                    <w:sz w:val="20"/>
-                    <w:szCs w:val="20"/>
+                    <w:sz w:val="18"/>
+                    <w:szCs w:val="18"/>
                     <w:lang w:val="es-CL" w:eastAsia="es-CL"/>
                   </w:rPr>
                   <w:t>Escriba aquí</w:t>
@@ -10116,8 +10116,8 @@
             <w:rPr>
               <w:rFonts w:ascii="MS Gothic" w:hAnsi="MS Gothic" w:cs="MS Gothic" w:eastAsia="MS Gothic"/>
               <w:color w:val="000000"/>
-              <w:sz w:val="20"/>
-              <w:szCs w:val="20"/>
+              <w:sz w:val="18"/>
+              <w:szCs w:val="18"/>
             </w:rPr>
             <w:alias w:val="support_personal_continuity__si"/>
             <w:tag w:val="support_personal_continuity__si"/>
@@ -10155,8 +10155,8 @@
                   <w:rPr>
                     <w:rFonts w:ascii="MS Gothic" w:hAnsi="MS Gothic" w:cs="MS Gothic" w:eastAsia="MS Gothic"/>
                     <w:color w:val="000000"/>
-                    <w:sz w:val="20"/>
-                    <w:szCs w:val="20"/>
+                    <w:sz w:val="18"/>
+                    <w:szCs w:val="18"/>
                   </w:rPr>
                   <w:t>☐</w:t>
                 </w:r>
@@ -10169,8 +10169,8 @@
             <w:rPr>
               <w:rFonts w:ascii="MS Gothic" w:hAnsi="MS Gothic" w:cs="MS Gothic" w:eastAsia="MS Gothic"/>
               <w:color w:val="000000"/>
-              <w:sz w:val="20"/>
-              <w:szCs w:val="20"/>
+              <w:sz w:val="18"/>
+              <w:szCs w:val="18"/>
             </w:rPr>
             <w:alias w:val="support_personal_continuity__no"/>
             <w:tag w:val="support_personal_continuity__no"/>
@@ -10207,8 +10207,8 @@
                   <w:rPr>
                     <w:rFonts w:ascii="MS Gothic" w:hAnsi="MS Gothic" w:cs="MS Gothic" w:eastAsia="MS Gothic"/>
                     <w:color w:val="000000"/>
-                    <w:sz w:val="20"/>
-                    <w:szCs w:val="20"/>
+                    <w:sz w:val="18"/>
+                    <w:szCs w:val="18"/>
                   </w:rPr>
                   <w:t>☐</w:t>
                 </w:r>
@@ -10221,8 +10221,8 @@
             <w:rPr>
               <w:rFonts w:ascii="Arial" w:hAnsi="Arial" w:cs="Arial"/>
               <w:color w:val="000000"/>
-              <w:sz w:val="20"/>
-              <w:szCs w:val="20"/>
+              <w:sz w:val="18"/>
+              <w:szCs w:val="18"/>
             </w:rPr>
             <w:alias w:val="support_personal_observations"/>
             <w:tag w:val="support_personal_observations"/>
@@ -10252,16 +10252,16 @@
                   <w:rPr>
                     <w:rFonts w:ascii="Arial" w:hAnsi="Arial" w:cs="Arial"/>
                     <w:color w:val="000000"/>
-                    <w:sz w:val="20"/>
-                    <w:szCs w:val="20"/>
+                    <w:sz w:val="18"/>
+                    <w:szCs w:val="18"/>
                   </w:rPr>
                 </w:pPr>
                 <w:r>
                   <w:rPr>
                     <w:rFonts w:ascii="Arial" w:hAnsi="Arial" w:cs="Arial"/>
                     <w:color w:val="000000"/>
-                    <w:sz w:val="20"/>
-                    <w:szCs w:val="20"/>
+                    <w:sz w:val="18"/>
+                    <w:szCs w:val="18"/>
                     <w:lang w:val="es-CL" w:eastAsia="es-CL"/>
                   </w:rPr>
                   <w:t>Escriba aquí</w:t>
@@ -10314,8 +10314,8 @@
                 <w:b/>
                 <w:i/>
                 <w:color w:val="000000"/>
-                <w:sz w:val="20"/>
-                <w:szCs w:val="20"/>
+                <w:sz w:val="18"/>
+                <w:szCs w:val="18"/>
               </w:rPr>
               <w:alias w:val="support_curricular_specific"/>
               <w:tag w:val="support_curricular_specific"/>
@@ -10334,16 +10334,16 @@
                     <w:b/>
                     <w:i/>
                     <w:color w:val="000000"/>
-                    <w:sz w:val="20"/>
-                    <w:szCs w:val="20"/>
+                    <w:sz w:val="18"/>
+                    <w:szCs w:val="18"/>
                   </w:rPr>
                 </w:pPr>
                 <w:r>
                   <w:rPr>
                     <w:rFonts w:ascii="Arial" w:hAnsi="Arial" w:cs="Arial"/>
                     <w:color w:val="000000"/>
-                    <w:sz w:val="20"/>
-                    <w:szCs w:val="20"/>
+                    <w:sz w:val="18"/>
+                    <w:szCs w:val="18"/>
                     <w:lang w:val="es-CL" w:eastAsia="es-CL"/>
                   </w:rPr>
                   <w:t>Escriba aquí</w:t>
@@ -10357,8 +10357,8 @@
             <w:rPr>
               <w:rFonts w:ascii="Arial" w:hAnsi="Arial" w:cs="Arial"/>
               <w:color w:val="000000"/>
-              <w:sz w:val="20"/>
-              <w:szCs w:val="20"/>
+              <w:sz w:val="18"/>
+              <w:szCs w:val="18"/>
             </w:rPr>
             <w:alias w:val="support_curricular_effectiveness"/>
             <w:tag w:val="support_curricular_effectiveness"/>
@@ -10388,16 +10388,16 @@
                   <w:rPr>
                     <w:rFonts w:ascii="Arial" w:hAnsi="Arial" w:cs="Arial"/>
                     <w:color w:val="000000"/>
-                    <w:sz w:val="20"/>
-                    <w:szCs w:val="20"/>
+                    <w:sz w:val="18"/>
+                    <w:szCs w:val="18"/>
                   </w:rPr>
                 </w:pPr>
                 <w:r>
                   <w:rPr>
                     <w:rFonts w:ascii="Arial" w:hAnsi="Arial" w:cs="Arial"/>
                     <w:color w:val="000000"/>
-                    <w:sz w:val="20"/>
-                    <w:szCs w:val="20"/>
+                    <w:sz w:val="18"/>
+                    <w:szCs w:val="18"/>
                     <w:lang w:val="es-CL" w:eastAsia="es-CL"/>
                   </w:rPr>
                   <w:t>Escriba aquí</w:t>
@@ -10411,8 +10411,8 @@
             <w:rPr>
               <w:rFonts w:ascii="MS Gothic" w:hAnsi="MS Gothic" w:cs="MS Gothic" w:eastAsia="MS Gothic"/>
               <w:color w:val="000000"/>
-              <w:sz w:val="20"/>
-              <w:szCs w:val="20"/>
+              <w:sz w:val="18"/>
+              <w:szCs w:val="18"/>
             </w:rPr>
             <w:alias w:val="support_curricular_continuity__si"/>
             <w:tag w:val="support_curricular_continuity__si"/>
@@ -10450,8 +10450,8 @@
                   <w:rPr>
                     <w:rFonts w:ascii="MS Gothic" w:hAnsi="MS Gothic" w:cs="MS Gothic" w:eastAsia="MS Gothic"/>
                     <w:color w:val="000000"/>
-                    <w:sz w:val="20"/>
-                    <w:szCs w:val="20"/>
+                    <w:sz w:val="18"/>
+                    <w:szCs w:val="18"/>
                   </w:rPr>
                   <w:t>☐</w:t>
                 </w:r>
@@ -10464,8 +10464,8 @@
             <w:rPr>
               <w:rFonts w:ascii="MS Gothic" w:hAnsi="MS Gothic" w:cs="MS Gothic" w:eastAsia="MS Gothic"/>
               <w:color w:val="000000"/>
-              <w:sz w:val="20"/>
-              <w:szCs w:val="20"/>
+              <w:sz w:val="18"/>
+              <w:szCs w:val="18"/>
             </w:rPr>
             <w:alias w:val="support_curricular_continuity__no"/>
             <w:tag w:val="support_curricular_continuity__no"/>
@@ -10502,8 +10502,8 @@
                   <w:rPr>
                     <w:rFonts w:ascii="MS Gothic" w:hAnsi="MS Gothic" w:cs="MS Gothic" w:eastAsia="MS Gothic"/>
                     <w:color w:val="000000"/>
-                    <w:sz w:val="20"/>
-                    <w:szCs w:val="20"/>
+                    <w:sz w:val="18"/>
+                    <w:szCs w:val="18"/>
                   </w:rPr>
                   <w:t>☐</w:t>
                 </w:r>
@@ -10516,8 +10516,8 @@
             <w:rPr>
               <w:rFonts w:ascii="Arial" w:hAnsi="Arial" w:cs="Arial"/>
               <w:color w:val="000000"/>
-              <w:sz w:val="20"/>
-              <w:szCs w:val="20"/>
+              <w:sz w:val="18"/>
+              <w:szCs w:val="18"/>
             </w:rPr>
             <w:alias w:val="support_curricular_observations"/>
             <w:tag w:val="support_curricular_observations"/>
@@ -10547,16 +10547,16 @@
                   <w:rPr>
                     <w:rFonts w:ascii="Arial" w:hAnsi="Arial" w:cs="Arial"/>
                     <w:color w:val="000000"/>
-                    <w:sz w:val="20"/>
-                    <w:szCs w:val="20"/>
+                    <w:sz w:val="18"/>
+                    <w:szCs w:val="18"/>
                   </w:rPr>
                 </w:pPr>
                 <w:r>
                   <w:rPr>
                     <w:rFonts w:ascii="Arial" w:hAnsi="Arial" w:cs="Arial"/>
                     <w:color w:val="000000"/>
-                    <w:sz w:val="20"/>
-                    <w:szCs w:val="20"/>
+                    <w:sz w:val="18"/>
+                    <w:szCs w:val="18"/>
                     <w:lang w:val="es-CL" w:eastAsia="es-CL"/>
                   </w:rPr>
                   <w:t>Escriba aquí</w:t>
@@ -10608,8 +10608,8 @@
                 <w:rFonts w:ascii="Arial" w:hAnsi="Arial" w:cs="Arial"/>
                 <w:bCs/>
                 <w:color w:val="000000"/>
-                <w:sz w:val="20"/>
-                <w:szCs w:val="20"/>
+                <w:sz w:val="18"/>
+                <w:szCs w:val="18"/>
               </w:rPr>
               <w:alias w:val="support_materials_specific"/>
               <w:tag w:val="support_materials_specific"/>
@@ -10627,16 +10627,16 @@
                     <w:rFonts w:ascii="Arial" w:hAnsi="Arial" w:cs="Arial"/>
                     <w:bCs/>
                     <w:color w:val="000000"/>
-                    <w:sz w:val="20"/>
-                    <w:szCs w:val="20"/>
+                    <w:sz w:val="18"/>
+                    <w:szCs w:val="18"/>
                   </w:rPr>
                 </w:pPr>
                 <w:r>
                   <w:rPr>
                     <w:rFonts w:ascii="Arial" w:hAnsi="Arial" w:cs="Arial"/>
                     <w:color w:val="000000"/>
-                    <w:sz w:val="20"/>
-                    <w:szCs w:val="20"/>
+                    <w:sz w:val="18"/>
+                    <w:szCs w:val="18"/>
                     <w:lang w:val="es-CL" w:eastAsia="es-CL"/>
                   </w:rPr>
                   <w:t>Escriba aquí</w:t>
@@ -10672,8 +10672,8 @@
             <w:rPr>
               <w:rFonts w:ascii="Arial" w:hAnsi="Arial" w:cs="Arial"/>
               <w:color w:val="000000"/>
-              <w:sz w:val="20"/>
-              <w:szCs w:val="20"/>
+              <w:sz w:val="18"/>
+              <w:szCs w:val="18"/>
             </w:rPr>
             <w:alias w:val="support_materials_effectiveness"/>
             <w:tag w:val="support_materials_effectiveness"/>
@@ -10703,16 +10703,16 @@
                   <w:rPr>
                     <w:rFonts w:ascii="Arial" w:hAnsi="Arial" w:cs="Arial"/>
                     <w:color w:val="000000"/>
-                    <w:sz w:val="20"/>
-                    <w:szCs w:val="20"/>
+                    <w:sz w:val="18"/>
+                    <w:szCs w:val="18"/>
                   </w:rPr>
                 </w:pPr>
                 <w:r>
                   <w:rPr>
                     <w:rFonts w:ascii="Arial" w:hAnsi="Arial" w:cs="Arial"/>
                     <w:color w:val="000000"/>
-                    <w:sz w:val="20"/>
-                    <w:szCs w:val="20"/>
+                    <w:sz w:val="18"/>
+                    <w:szCs w:val="18"/>
                     <w:lang w:val="es-CL" w:eastAsia="es-CL"/>
                   </w:rPr>
                   <w:t>Escriba aquí</w:t>
@@ -10726,8 +10726,8 @@
             <w:rPr>
               <w:rFonts w:ascii="MS Gothic" w:hAnsi="MS Gothic" w:cs="MS Gothic" w:eastAsia="MS Gothic"/>
               <w:color w:val="000000"/>
-              <w:sz w:val="20"/>
-              <w:szCs w:val="20"/>
+              <w:sz w:val="18"/>
+              <w:szCs w:val="18"/>
             </w:rPr>
             <w:alias w:val="support_materials_continuity__si"/>
             <w:tag w:val="support_materials_continuity__si"/>
@@ -10765,8 +10765,8 @@
                   <w:rPr>
                     <w:rFonts w:ascii="MS Gothic" w:hAnsi="MS Gothic" w:cs="MS Gothic" w:eastAsia="MS Gothic"/>
                     <w:color w:val="000000"/>
-                    <w:sz w:val="20"/>
-                    <w:szCs w:val="20"/>
+                    <w:sz w:val="18"/>
+                    <w:szCs w:val="18"/>
                   </w:rPr>
                   <w:t>☐</w:t>
                 </w:r>
@@ -10779,8 +10779,8 @@
             <w:rPr>
               <w:rFonts w:ascii="MS Gothic" w:hAnsi="MS Gothic" w:cs="MS Gothic" w:eastAsia="MS Gothic"/>
               <w:color w:val="000000"/>
-              <w:sz w:val="20"/>
-              <w:szCs w:val="20"/>
+              <w:sz w:val="18"/>
+              <w:szCs w:val="18"/>
             </w:rPr>
             <w:alias w:val="support_materials_continuity__no"/>
             <w:tag w:val="support_materials_continuity__no"/>
@@ -10817,8 +10817,8 @@
                   <w:rPr>
                     <w:rFonts w:ascii="MS Gothic" w:hAnsi="MS Gothic" w:cs="MS Gothic" w:eastAsia="MS Gothic"/>
                     <w:color w:val="000000"/>
-                    <w:sz w:val="20"/>
-                    <w:szCs w:val="20"/>
+                    <w:sz w:val="18"/>
+                    <w:szCs w:val="18"/>
                   </w:rPr>
                   <w:t>☐</w:t>
                 </w:r>
@@ -10831,8 +10831,8 @@
             <w:rPr>
               <w:rFonts w:ascii="Arial" w:hAnsi="Arial" w:cs="Arial"/>
               <w:color w:val="000000"/>
-              <w:sz w:val="20"/>
-              <w:szCs w:val="20"/>
+              <w:sz w:val="18"/>
+              <w:szCs w:val="18"/>
             </w:rPr>
             <w:alias w:val="support_materials_observations"/>
             <w:tag w:val="support_materials_observations"/>
@@ -10862,16 +10862,16 @@
                   <w:rPr>
                     <w:rFonts w:ascii="Arial" w:hAnsi="Arial" w:cs="Arial"/>
                     <w:color w:val="000000"/>
-                    <w:sz w:val="20"/>
-                    <w:szCs w:val="20"/>
+                    <w:sz w:val="18"/>
+                    <w:szCs w:val="18"/>
                   </w:rPr>
                 </w:pPr>
                 <w:r>
                   <w:rPr>
                     <w:rFonts w:ascii="Arial" w:hAnsi="Arial" w:cs="Arial"/>
                     <w:color w:val="000000"/>
-                    <w:sz w:val="20"/>
-                    <w:szCs w:val="20"/>
+                    <w:sz w:val="18"/>
+                    <w:szCs w:val="18"/>
                     <w:lang w:val="es-CL" w:eastAsia="es-CL"/>
                   </w:rPr>
                   <w:t>Escriba aquí</w:t>
@@ -10923,8 +10923,8 @@
                 <w:rFonts w:ascii="Arial" w:hAnsi="Arial" w:cs="Arial"/>
                 <w:bCs/>
                 <w:color w:val="000000"/>
-                <w:sz w:val="20"/>
-                <w:szCs w:val="20"/>
+                <w:sz w:val="18"/>
+                <w:szCs w:val="18"/>
               </w:rPr>
               <w:alias w:val="support_organizational_specific"/>
               <w:tag w:val="support_organizational_specific"/>
@@ -10942,16 +10942,16 @@
                     <w:rFonts w:ascii="Arial" w:hAnsi="Arial" w:cs="Arial"/>
                     <w:bCs/>
                     <w:color w:val="000000"/>
-                    <w:sz w:val="20"/>
-                    <w:szCs w:val="20"/>
+                    <w:sz w:val="18"/>
+                    <w:szCs w:val="18"/>
                   </w:rPr>
                 </w:pPr>
                 <w:r>
                   <w:rPr>
                     <w:rFonts w:ascii="Arial" w:hAnsi="Arial" w:cs="Arial"/>
                     <w:color w:val="000000"/>
-                    <w:sz w:val="20"/>
-                    <w:szCs w:val="20"/>
+                    <w:sz w:val="18"/>
+                    <w:szCs w:val="18"/>
                     <w:lang w:val="es-CL" w:eastAsia="es-CL"/>
                   </w:rPr>
                   <w:t>Escriba aquí</w:t>
@@ -10976,8 +10976,8 @@
             <w:rPr>
               <w:rFonts w:ascii="Arial" w:hAnsi="Arial" w:cs="Arial"/>
               <w:color w:val="000000"/>
-              <w:sz w:val="20"/>
-              <w:szCs w:val="20"/>
+              <w:sz w:val="18"/>
+              <w:szCs w:val="18"/>
             </w:rPr>
             <w:alias w:val="support_organizational_effectiveness"/>
             <w:tag w:val="support_organizational_effectiveness"/>
@@ -11007,16 +11007,16 @@
                   <w:rPr>
                     <w:rFonts w:ascii="Arial" w:hAnsi="Arial" w:cs="Arial"/>
                     <w:color w:val="000000"/>
-                    <w:sz w:val="20"/>
-                    <w:szCs w:val="20"/>
+                    <w:sz w:val="18"/>
+                    <w:szCs w:val="18"/>
                   </w:rPr>
                 </w:pPr>
                 <w:r>
                   <w:rPr>
                     <w:rFonts w:ascii="Arial" w:hAnsi="Arial" w:cs="Arial"/>
                     <w:color w:val="000000"/>
-                    <w:sz w:val="20"/>
-                    <w:szCs w:val="20"/>
+                    <w:sz w:val="18"/>
+                    <w:szCs w:val="18"/>
                     <w:lang w:val="es-CL" w:eastAsia="es-CL"/>
                   </w:rPr>
                   <w:t>Escriba aquí</w:t>
@@ -11030,8 +11030,8 @@
             <w:rPr>
               <w:rFonts w:ascii="MS Gothic" w:hAnsi="MS Gothic" w:cs="MS Gothic" w:eastAsia="MS Gothic"/>
               <w:color w:val="000000"/>
-              <w:sz w:val="20"/>
-              <w:szCs w:val="20"/>
+              <w:sz w:val="18"/>
+              <w:szCs w:val="18"/>
             </w:rPr>
             <w:alias w:val="support_organizational_continuity__si"/>
             <w:tag w:val="support_organizational_continuity__si"/>
@@ -11069,8 +11069,8 @@
                   <w:rPr>
                     <w:rFonts w:ascii="MS Gothic" w:hAnsi="MS Gothic" w:cs="MS Gothic" w:eastAsia="MS Gothic"/>
                     <w:color w:val="000000"/>
-                    <w:sz w:val="20"/>
-                    <w:szCs w:val="20"/>
+                    <w:sz w:val="18"/>
+                    <w:szCs w:val="18"/>
                   </w:rPr>
                   <w:t>☐</w:t>
                 </w:r>
@@ -11083,8 +11083,8 @@
             <w:rPr>
               <w:rFonts w:ascii="MS Gothic" w:hAnsi="MS Gothic" w:cs="MS Gothic" w:eastAsia="MS Gothic"/>
               <w:color w:val="000000"/>
-              <w:sz w:val="20"/>
-              <w:szCs w:val="20"/>
+              <w:sz w:val="18"/>
+              <w:szCs w:val="18"/>
             </w:rPr>
             <w:alias w:val="support_organizational_continuity__no"/>
             <w:tag w:val="support_organizational_continuity__no"/>
@@ -11121,8 +11121,8 @@
                   <w:rPr>
                     <w:rFonts w:ascii="MS Gothic" w:hAnsi="MS Gothic" w:cs="MS Gothic" w:eastAsia="MS Gothic"/>
                     <w:color w:val="000000"/>
-                    <w:sz w:val="20"/>
-                    <w:szCs w:val="20"/>
+                    <w:sz w:val="18"/>
+                    <w:szCs w:val="18"/>
                   </w:rPr>
                   <w:t>☐</w:t>
                 </w:r>
@@ -11135,8 +11135,8 @@
             <w:rPr>
               <w:rFonts w:ascii="Arial" w:hAnsi="Arial" w:cs="Arial"/>
               <w:color w:val="000000"/>
-              <w:sz w:val="20"/>
-              <w:szCs w:val="20"/>
+              <w:sz w:val="18"/>
+              <w:szCs w:val="18"/>
             </w:rPr>
             <w:alias w:val="support_organizational_observations"/>
             <w:tag w:val="support_organizational_observations"/>
@@ -11166,16 +11166,16 @@
                   <w:rPr>
                     <w:rFonts w:ascii="Arial" w:hAnsi="Arial" w:cs="Arial"/>
                     <w:color w:val="000000"/>
-                    <w:sz w:val="20"/>
-                    <w:szCs w:val="20"/>
+                    <w:sz w:val="18"/>
+                    <w:szCs w:val="18"/>
                   </w:rPr>
                 </w:pPr>
                 <w:r>
                   <w:rPr>
                     <w:rFonts w:ascii="Arial" w:hAnsi="Arial" w:cs="Arial"/>
                     <w:color w:val="000000"/>
-                    <w:sz w:val="20"/>
-                    <w:szCs w:val="20"/>
+                    <w:sz w:val="18"/>
+                    <w:szCs w:val="18"/>
                     <w:lang w:val="es-CL" w:eastAsia="es-CL"/>
                   </w:rPr>
                   <w:t>Escriba aquí</w:t>
@@ -11227,8 +11227,8 @@
                 <w:rFonts w:ascii="Arial" w:hAnsi="Arial" w:cs="Arial"/>
                 <w:bCs/>
                 <w:color w:val="000000"/>
-                <w:sz w:val="20"/>
-                <w:szCs w:val="20"/>
+                <w:sz w:val="18"/>
+                <w:szCs w:val="18"/>
               </w:rPr>
               <w:alias w:val="support_family_specific"/>
               <w:tag w:val="support_family_specific"/>
@@ -11246,16 +11246,16 @@
                     <w:rFonts w:ascii="Arial" w:hAnsi="Arial" w:cs="Arial"/>
                     <w:bCs/>
                     <w:color w:val="000000"/>
-                    <w:sz w:val="20"/>
-                    <w:szCs w:val="20"/>
+                    <w:sz w:val="18"/>
+                    <w:szCs w:val="18"/>
                   </w:rPr>
                 </w:pPr>
                 <w:r>
                   <w:rPr>
                     <w:rFonts w:ascii="Arial" w:hAnsi="Arial" w:cs="Arial"/>
                     <w:color w:val="000000"/>
-                    <w:sz w:val="20"/>
-                    <w:szCs w:val="20"/>
+                    <w:sz w:val="18"/>
+                    <w:szCs w:val="18"/>
                     <w:lang w:val="es-CL" w:eastAsia="es-CL"/>
                   </w:rPr>
                   <w:t>Escriba aquí</w:t>
@@ -11280,8 +11280,8 @@
             <w:rPr>
               <w:rFonts w:ascii="Arial" w:hAnsi="Arial" w:cs="Arial"/>
               <w:color w:val="000000"/>
-              <w:sz w:val="20"/>
-              <w:szCs w:val="20"/>
+              <w:sz w:val="18"/>
+              <w:szCs w:val="18"/>
             </w:rPr>
             <w:alias w:val="support_family_effectiveness"/>
             <w:tag w:val="support_family_effectiveness"/>
@@ -11311,16 +11311,16 @@
                   <w:rPr>
                     <w:rFonts w:ascii="Arial" w:hAnsi="Arial" w:cs="Arial"/>
                     <w:color w:val="000000"/>
-                    <w:sz w:val="20"/>
-                    <w:szCs w:val="20"/>
+                    <w:sz w:val="18"/>
+                    <w:szCs w:val="18"/>
                   </w:rPr>
                 </w:pPr>
                 <w:r>
                   <w:rPr>
                     <w:rFonts w:ascii="Arial" w:hAnsi="Arial" w:cs="Arial"/>
                     <w:color w:val="000000"/>
-                    <w:sz w:val="20"/>
-                    <w:szCs w:val="20"/>
+                    <w:sz w:val="18"/>
+                    <w:szCs w:val="18"/>
                     <w:lang w:val="es-CL" w:eastAsia="es-CL"/>
                   </w:rPr>
                   <w:t>Escriba aquí</w:t>
@@ -11334,8 +11334,8 @@
             <w:rPr>
               <w:rFonts w:ascii="MS Gothic" w:hAnsi="MS Gothic" w:cs="MS Gothic" w:eastAsia="MS Gothic"/>
               <w:color w:val="000000"/>
-              <w:sz w:val="20"/>
-              <w:szCs w:val="20"/>
+              <w:sz w:val="18"/>
+              <w:szCs w:val="18"/>
             </w:rPr>
             <w:alias w:val="support_family_continuity__si"/>
             <w:tag w:val="support_family_continuity__si"/>
@@ -11373,8 +11373,8 @@
                   <w:rPr>
                     <w:rFonts w:ascii="MS Gothic" w:hAnsi="MS Gothic" w:cs="MS Gothic" w:eastAsia="MS Gothic"/>
                     <w:color w:val="000000"/>
-                    <w:sz w:val="20"/>
-                    <w:szCs w:val="20"/>
+                    <w:sz w:val="18"/>
+                    <w:szCs w:val="18"/>
                   </w:rPr>
                   <w:t>☐</w:t>
                 </w:r>
@@ -11387,8 +11387,8 @@
             <w:rPr>
               <w:rFonts w:ascii="MS Gothic" w:hAnsi="MS Gothic" w:cs="MS Gothic" w:eastAsia="MS Gothic"/>
               <w:color w:val="000000"/>
-              <w:sz w:val="20"/>
-              <w:szCs w:val="20"/>
+              <w:sz w:val="18"/>
+              <w:szCs w:val="18"/>
             </w:rPr>
             <w:alias w:val="support_family_continuity__no"/>
             <w:tag w:val="support_family_continuity__no"/>
@@ -11425,8 +11425,8 @@
                   <w:rPr>
                     <w:rFonts w:ascii="MS Gothic" w:hAnsi="MS Gothic" w:cs="MS Gothic" w:eastAsia="MS Gothic"/>
                     <w:color w:val="000000"/>
-                    <w:sz w:val="20"/>
-                    <w:szCs w:val="20"/>
+                    <w:sz w:val="18"/>
+                    <w:szCs w:val="18"/>
                   </w:rPr>
                   <w:t>☐</w:t>
                 </w:r>
@@ -11439,8 +11439,8 @@
             <w:rPr>
               <w:rFonts w:ascii="Arial" w:hAnsi="Arial" w:cs="Arial"/>
               <w:color w:val="000000"/>
-              <w:sz w:val="20"/>
-              <w:szCs w:val="20"/>
+              <w:sz w:val="18"/>
+              <w:szCs w:val="18"/>
             </w:rPr>
             <w:alias w:val="support_family_observations"/>
             <w:tag w:val="support_family_observations"/>
@@ -11470,16 +11470,16 @@
                   <w:rPr>
                     <w:rFonts w:ascii="Arial" w:hAnsi="Arial" w:cs="Arial"/>
                     <w:color w:val="000000"/>
-                    <w:sz w:val="20"/>
-                    <w:szCs w:val="20"/>
+                    <w:sz w:val="18"/>
+                    <w:szCs w:val="18"/>
                   </w:rPr>
                 </w:pPr>
                 <w:r>
                   <w:rPr>
                     <w:rFonts w:ascii="Arial" w:hAnsi="Arial" w:cs="Arial"/>
                     <w:color w:val="000000"/>
-                    <w:sz w:val="20"/>
-                    <w:szCs w:val="20"/>
+                    <w:sz w:val="18"/>
+                    <w:szCs w:val="18"/>
                     <w:lang w:val="es-CL" w:eastAsia="es-CL"/>
                   </w:rPr>
                   <w:t>Escriba aquí</w:t>
@@ -11531,8 +11531,8 @@
                 <w:b/>
                 <w:i/>
                 <w:color w:val="000000"/>
-                <w:sz w:val="20"/>
-                <w:szCs w:val="20"/>
+                <w:sz w:val="18"/>
+                <w:szCs w:val="18"/>
               </w:rPr>
               <w:alias w:val="support_social_specific"/>
               <w:tag w:val="support_social_specific"/>
@@ -11551,16 +11551,16 @@
                     <w:b/>
                     <w:i/>
                     <w:color w:val="000000"/>
-                    <w:sz w:val="20"/>
-                    <w:szCs w:val="20"/>
+                    <w:sz w:val="18"/>
+                    <w:szCs w:val="18"/>
                   </w:rPr>
                 </w:pPr>
                 <w:r>
                   <w:rPr>
                     <w:rFonts w:ascii="Arial" w:hAnsi="Arial" w:cs="Arial"/>
                     <w:color w:val="000000"/>
-                    <w:sz w:val="20"/>
-                    <w:szCs w:val="20"/>
+                    <w:sz w:val="18"/>
+                    <w:szCs w:val="18"/>
                     <w:lang w:val="es-CL" w:eastAsia="es-CL"/>
                   </w:rPr>
                   <w:t>Escriba aquí</w:t>
@@ -11574,8 +11574,8 @@
             <w:rPr>
               <w:rFonts w:ascii="Arial" w:hAnsi="Arial" w:cs="Arial"/>
               <w:color w:val="000000"/>
-              <w:sz w:val="20"/>
-              <w:szCs w:val="20"/>
+              <w:sz w:val="18"/>
+              <w:szCs w:val="18"/>
             </w:rPr>
             <w:alias w:val="support_social_effectiveness"/>
             <w:tag w:val="support_social_effectiveness"/>
@@ -11604,16 +11604,16 @@
                   <w:rPr>
                     <w:rFonts w:ascii="Arial" w:hAnsi="Arial" w:cs="Arial"/>
                     <w:color w:val="000000"/>
-                    <w:sz w:val="20"/>
-                    <w:szCs w:val="20"/>
+                    <w:sz w:val="18"/>
+                    <w:szCs w:val="18"/>
                   </w:rPr>
                 </w:pPr>
                 <w:r>
                   <w:rPr>
                     <w:rFonts w:ascii="Arial" w:hAnsi="Arial" w:cs="Arial"/>
                     <w:color w:val="000000"/>
-                    <w:sz w:val="20"/>
-                    <w:szCs w:val="20"/>
+                    <w:sz w:val="18"/>
+                    <w:szCs w:val="18"/>
                     <w:lang w:val="es-CL" w:eastAsia="es-CL"/>
                   </w:rPr>
                   <w:t>Escriba aquí</w:t>
@@ -11627,8 +11627,8 @@
             <w:rPr>
               <w:rFonts w:ascii="MS Gothic" w:hAnsi="MS Gothic" w:cs="MS Gothic" w:eastAsia="MS Gothic"/>
               <w:color w:val="000000"/>
-              <w:sz w:val="20"/>
-              <w:szCs w:val="20"/>
+              <w:sz w:val="18"/>
+              <w:szCs w:val="18"/>
             </w:rPr>
             <w:alias w:val="support_social_continuity__si"/>
             <w:tag w:val="support_social_continuity__si"/>
@@ -11665,8 +11665,8 @@
                   <w:rPr>
                     <w:rFonts w:ascii="MS Gothic" w:hAnsi="MS Gothic" w:cs="MS Gothic" w:eastAsia="MS Gothic"/>
                     <w:color w:val="000000"/>
-                    <w:sz w:val="20"/>
-                    <w:szCs w:val="20"/>
+                    <w:sz w:val="18"/>
+                    <w:szCs w:val="18"/>
                   </w:rPr>
                   <w:t>☐</w:t>
                 </w:r>
@@ -11679,8 +11679,8 @@
             <w:rPr>
               <w:rFonts w:ascii="MS Gothic" w:hAnsi="MS Gothic" w:cs="MS Gothic" w:eastAsia="MS Gothic"/>
               <w:color w:val="000000"/>
-              <w:sz w:val="20"/>
-              <w:szCs w:val="20"/>
+              <w:sz w:val="18"/>
+              <w:szCs w:val="18"/>
             </w:rPr>
             <w:alias w:val="support_social_continuity__no"/>
             <w:tag w:val="support_social_continuity__no"/>
@@ -11716,8 +11716,8 @@
                   <w:rPr>
                     <w:rFonts w:ascii="MS Gothic" w:hAnsi="MS Gothic" w:cs="MS Gothic" w:eastAsia="MS Gothic"/>
                     <w:color w:val="000000"/>
-                    <w:sz w:val="20"/>
-                    <w:szCs w:val="20"/>
+                    <w:sz w:val="18"/>
+                    <w:szCs w:val="18"/>
                   </w:rPr>
                   <w:t>☐</w:t>
                 </w:r>
@@ -11730,8 +11730,8 @@
             <w:rPr>
               <w:rFonts w:ascii="Arial" w:hAnsi="Arial" w:cs="Arial"/>
               <w:color w:val="000000"/>
-              <w:sz w:val="20"/>
-              <w:szCs w:val="20"/>
+              <w:sz w:val="18"/>
+              <w:szCs w:val="18"/>
             </w:rPr>
             <w:alias w:val="support_social_observations"/>
             <w:tag w:val="support_social_observations"/>
@@ -11759,16 +11759,16 @@
                   <w:rPr>
                     <w:rFonts w:ascii="Arial" w:hAnsi="Arial" w:cs="Arial"/>
                     <w:color w:val="000000"/>
-                    <w:sz w:val="20"/>
-                    <w:szCs w:val="20"/>
+                    <w:sz w:val="18"/>
+                    <w:szCs w:val="18"/>
                   </w:rPr>
                 </w:pPr>
                 <w:r>
                   <w:rPr>
                     <w:rFonts w:ascii="Arial" w:hAnsi="Arial" w:cs="Arial"/>
                     <w:color w:val="000000"/>
-                    <w:sz w:val="20"/>
-                    <w:szCs w:val="20"/>
+                    <w:sz w:val="18"/>
+                    <w:szCs w:val="18"/>
                     <w:lang w:val="es-CL" w:eastAsia="es-CL"/>
                   </w:rPr>
                   <w:t>Escriba aquí</w:t>
@@ -11848,8 +11848,8 @@
                 <w:rFonts w:ascii="Arial" w:hAnsi="Arial" w:cs="Arial"/>
                 <w:i/>
                 <w:color w:val="000000"/>
-                <w:sz w:val="20"/>
-                <w:szCs w:val="20"/>
+                <w:sz w:val="18"/>
+                <w:szCs w:val="18"/>
               </w:rPr>
               <w:alias w:val="support_other_specific"/>
               <w:tag w:val="support_other_specific"/>
@@ -11867,16 +11867,16 @@
                     <w:rFonts w:ascii="Arial" w:hAnsi="Arial" w:cs="Arial"/>
                     <w:i/>
                     <w:color w:val="000000"/>
-                    <w:sz w:val="20"/>
-                    <w:szCs w:val="20"/>
+                    <w:sz w:val="18"/>
+                    <w:szCs w:val="18"/>
                   </w:rPr>
                 </w:pPr>
                 <w:r>
                   <w:rPr>
                     <w:rFonts w:ascii="Arial" w:hAnsi="Arial" w:cs="Arial"/>
                     <w:color w:val="000000"/>
-                    <w:sz w:val="20"/>
-                    <w:szCs w:val="20"/>
+                    <w:sz w:val="18"/>
+                    <w:szCs w:val="18"/>
                     <w:lang w:val="es-CL" w:eastAsia="es-CL"/>
                   </w:rPr>
                   <w:t>Escriba aquí</w:t>
@@ -11890,8 +11890,8 @@
             <w:rPr>
               <w:rFonts w:ascii="Arial" w:hAnsi="Arial" w:cs="Arial"/>
               <w:color w:val="000000"/>
-              <w:sz w:val="20"/>
-              <w:szCs w:val="20"/>
+              <w:sz w:val="18"/>
+              <w:szCs w:val="18"/>
             </w:rPr>
             <w:alias w:val="support_other_effectiveness"/>
             <w:tag w:val="support_other_effectiveness"/>
@@ -11921,16 +11921,16 @@
                   <w:rPr>
                     <w:rFonts w:ascii="Arial" w:hAnsi="Arial" w:cs="Arial"/>
                     <w:color w:val="000000"/>
-                    <w:sz w:val="20"/>
-                    <w:szCs w:val="20"/>
+                    <w:sz w:val="18"/>
+                    <w:szCs w:val="18"/>
                   </w:rPr>
                 </w:pPr>
                 <w:r>
                   <w:rPr>
                     <w:rFonts w:ascii="Arial" w:hAnsi="Arial" w:cs="Arial"/>
                     <w:color w:val="000000"/>
-                    <w:sz w:val="20"/>
-                    <w:szCs w:val="20"/>
+                    <w:sz w:val="18"/>
+                    <w:szCs w:val="18"/>
                     <w:lang w:val="es-CL" w:eastAsia="es-CL"/>
                   </w:rPr>
                   <w:t>Escriba aquí</w:t>
@@ -11944,8 +11944,8 @@
             <w:rPr>
               <w:rFonts w:ascii="MS Gothic" w:hAnsi="MS Gothic" w:cs="MS Gothic" w:eastAsia="MS Gothic"/>
               <w:color w:val="000000"/>
-              <w:sz w:val="20"/>
-              <w:szCs w:val="20"/>
+              <w:sz w:val="18"/>
+              <w:szCs w:val="18"/>
             </w:rPr>
             <w:alias w:val="support_other_continuity__si"/>
             <w:tag w:val="support_other_continuity__si"/>
@@ -11983,8 +11983,8 @@
                   <w:rPr>
                     <w:rFonts w:ascii="MS Gothic" w:hAnsi="MS Gothic" w:cs="MS Gothic" w:eastAsia="MS Gothic"/>
                     <w:color w:val="000000"/>
-                    <w:sz w:val="20"/>
-                    <w:szCs w:val="20"/>
+                    <w:sz w:val="18"/>
+                    <w:szCs w:val="18"/>
                   </w:rPr>
                   <w:t>☐</w:t>
                 </w:r>
@@ -11997,8 +11997,8 @@
             <w:rPr>
               <w:rFonts w:ascii="MS Gothic" w:hAnsi="MS Gothic" w:cs="MS Gothic" w:eastAsia="MS Gothic"/>
               <w:color w:val="000000"/>
-              <w:sz w:val="20"/>
-              <w:szCs w:val="20"/>
+              <w:sz w:val="18"/>
+              <w:szCs w:val="18"/>
             </w:rPr>
             <w:alias w:val="support_other_continuity__no"/>
             <w:tag w:val="support_other_continuity__no"/>
@@ -12035,8 +12035,8 @@
                   <w:rPr>
                     <w:rFonts w:ascii="MS Gothic" w:hAnsi="MS Gothic" w:cs="MS Gothic" w:eastAsia="MS Gothic"/>
                     <w:color w:val="000000"/>
-                    <w:sz w:val="20"/>
-                    <w:szCs w:val="20"/>
+                    <w:sz w:val="18"/>
+                    <w:szCs w:val="18"/>
                   </w:rPr>
                   <w:t>☐</w:t>
                 </w:r>
@@ -12049,8 +12049,8 @@
             <w:rPr>
               <w:rFonts w:ascii="Arial" w:hAnsi="Arial" w:cs="Arial"/>
               <w:color w:val="000000"/>
-              <w:sz w:val="20"/>
-              <w:szCs w:val="20"/>
+              <w:sz w:val="18"/>
+              <w:szCs w:val="18"/>
             </w:rPr>
             <w:alias w:val="support_other_observations"/>
             <w:tag w:val="support_other_observations"/>
@@ -12080,16 +12080,16 @@
                   <w:rPr>
                     <w:rFonts w:ascii="Arial" w:hAnsi="Arial" w:cs="Arial"/>
                     <w:color w:val="000000"/>
-                    <w:sz w:val="20"/>
-                    <w:szCs w:val="20"/>
+                    <w:sz w:val="18"/>
+                    <w:szCs w:val="18"/>
                   </w:rPr>
                 </w:pPr>
                 <w:r>
                   <w:rPr>
                     <w:rFonts w:ascii="Arial" w:hAnsi="Arial" w:cs="Arial"/>
                     <w:color w:val="000000"/>
-                    <w:sz w:val="20"/>
-                    <w:szCs w:val="20"/>
+                    <w:sz w:val="18"/>
+                    <w:szCs w:val="18"/>
                     <w:lang w:val="es-CL" w:eastAsia="es-CL"/>
                   </w:rPr>
                   <w:t>Escriba aquí</w:t>
@@ -12207,8 +12207,8 @@
                 <w:rFonts w:ascii="Arial" w:hAnsi="Arial" w:cs="Arial"/>
                 <w:bCs/>
                 <w:color w:val="000000"/>
-                <w:sz w:val="20"/>
-                <w:szCs w:val="20"/>
+                <w:sz w:val="18"/>
+                <w:szCs w:val="18"/>
               </w:rPr>
               <w:alias w:val="support_work_strategies"/>
               <w:tag w:val="support_work_strategies"/>
@@ -12226,16 +12226,16 @@
                     <w:rFonts w:ascii="Arial" w:hAnsi="Arial" w:cs="Arial"/>
                     <w:bCs/>
                     <w:color w:val="000000"/>
-                    <w:sz w:val="20"/>
-                    <w:szCs w:val="20"/>
+                    <w:sz w:val="18"/>
+                    <w:szCs w:val="18"/>
                   </w:rPr>
                 </w:pPr>
                 <w:r>
                   <w:rPr>
                     <w:rFonts w:ascii="Arial" w:hAnsi="Arial" w:cs="Arial"/>
                     <w:color w:val="000000"/>
-                    <w:sz w:val="20"/>
-                    <w:szCs w:val="20"/>
+                    <w:sz w:val="18"/>
+                    <w:szCs w:val="18"/>
                     <w:lang w:val="es-CL" w:eastAsia="es-CL"/>
                   </w:rPr>
                   <w:t>Escriba aquí</w:t>
@@ -12334,8 +12334,8 @@
                 <w:rFonts w:ascii="Arial" w:hAnsi="Arial" w:cs="Arial"/>
                 <w:bCs/>
                 <w:color w:val="000000"/>
-                <w:sz w:val="20"/>
-                <w:szCs w:val="20"/>
+                <w:sz w:val="18"/>
+                <w:szCs w:val="18"/>
               </w:rPr>
               <w:alias w:val="support_family_strategies_effectiveness"/>
               <w:tag w:val="support_family_strategies_effectiveness"/>
@@ -12353,16 +12353,16 @@
                     <w:rFonts w:ascii="Arial" w:hAnsi="Arial" w:cs="Arial"/>
                     <w:bCs/>
                     <w:color w:val="000000"/>
-                    <w:sz w:val="20"/>
-                    <w:szCs w:val="20"/>
+                    <w:sz w:val="18"/>
+                    <w:szCs w:val="18"/>
                   </w:rPr>
                 </w:pPr>
                 <w:r>
                   <w:rPr>
                     <w:rFonts w:ascii="Arial" w:hAnsi="Arial" w:cs="Arial"/>
                     <w:color w:val="000000"/>
-                    <w:sz w:val="20"/>
-                    <w:szCs w:val="20"/>
+                    <w:sz w:val="18"/>
+                    <w:szCs w:val="18"/>
                     <w:lang w:val="es-CL" w:eastAsia="es-CL"/>
                   </w:rPr>
                   <w:t>Escriba aquí</w:t>
@@ -12473,8 +12473,8 @@
               <w:rFonts w:ascii="Arial" w:hAnsi="Arial" w:cs="Arial"/>
               <w:i/>
               <w:color w:val="000000"/>
-              <w:sz w:val="20"/>
-              <w:szCs w:val="20"/>
+              <w:sz w:val="18"/>
+              <w:szCs w:val="18"/>
             </w:rPr>
             <w:alias w:val="support_new_needs_required"/>
             <w:tag w:val="support_new_needs_required"/>
@@ -12503,16 +12503,16 @@
                     <w:rFonts w:ascii="Arial" w:hAnsi="Arial" w:cs="Arial"/>
                     <w:i/>
                     <w:color w:val="000000"/>
-                    <w:sz w:val="20"/>
-                    <w:szCs w:val="20"/>
+                    <w:sz w:val="18"/>
+                    <w:szCs w:val="18"/>
                   </w:rPr>
                 </w:pPr>
                 <w:r>
                   <w:rPr>
                     <w:rFonts w:ascii="Arial" w:hAnsi="Arial" w:cs="Arial"/>
                     <w:color w:val="000000"/>
-                    <w:sz w:val="20"/>
-                    <w:szCs w:val="20"/>
+                    <w:sz w:val="18"/>
+                    <w:szCs w:val="18"/>
                     <w:lang w:val="es-CL" w:eastAsia="es-CL"/>
                   </w:rPr>
                   <w:t>Escriba aquí</w:t>
@@ -12563,8 +12563,8 @@
             <w:rPr>
               <w:rFonts w:ascii="Arial" w:hAnsi="Arial" w:cs="Arial"/>
               <w:color w:val="000000"/>
-              <w:sz w:val="20"/>
-              <w:szCs w:val="20"/>
+              <w:sz w:val="18"/>
+              <w:szCs w:val="18"/>
             </w:rPr>
             <w:alias w:val="support_next_period_comments"/>
             <w:tag w:val="support_next_period_comments"/>
@@ -12586,16 +12586,16 @@
                   <w:rPr>
                     <w:rFonts w:ascii="Arial" w:hAnsi="Arial" w:cs="Arial"/>
                     <w:color w:val="000000"/>
-                    <w:sz w:val="20"/>
-                    <w:szCs w:val="20"/>
+                    <w:sz w:val="18"/>
+                    <w:szCs w:val="18"/>
                   </w:rPr>
                 </w:pPr>
                 <w:r>
                   <w:rPr>
                     <w:rFonts w:ascii="Arial" w:hAnsi="Arial" w:cs="Arial"/>
                     <w:color w:val="000000"/>
-                    <w:sz w:val="20"/>
-                    <w:szCs w:val="20"/>
+                    <w:sz w:val="18"/>
+                    <w:szCs w:val="18"/>
                     <w:lang w:val="es-CL" w:eastAsia="es-CL"/>
                   </w:rPr>
                   <w:t>Escriba aquí</w:t>

--- a/files/original_student_files/fur5_ci_p_formulario.docx
+++ b/files/original_student_files/fur5_ci_p_formulario.docx
@@ -118,7 +118,7 @@
       </w:tblGrid>
       <w:tr>
         <w:trPr>
-          <w:trHeight w:hRule="atLeast" w:val="284"/>
+          <w:trHeight w:hRule="exact" w:val="284"/>
           <w:jc w:val="center"/>
         </w:trPr>
         <w:tc>
@@ -175,7 +175,7 @@
       </w:tr>
       <w:tr>
         <w:trPr>
-          <w:trHeight w:hRule="atLeast" w:val="284"/>
+          <w:trHeight w:hRule="exact" w:val="284"/>
           <w:jc w:val="center"/>
         </w:trPr>
         <w:tc>
@@ -238,7 +238,7 @@
       </w:tr>
       <w:tr>
         <w:trPr>
-          <w:trHeight w:hRule="atLeast" w:val="227"/>
+          <w:trHeight w:hRule="exact" w:val="227"/>
           <w:jc w:val="center"/>
         </w:trPr>
         <w:tc>
@@ -506,7 +506,7 @@
       </w:tr>
       <w:tr>
         <w:trPr>
-          <w:trHeight w:hRule="atLeast" w:val="187"/>
+          <w:trHeight w:hRule="exact" w:val="187"/>
           <w:jc w:val="center"/>
         </w:trPr>
         <w:tc>
@@ -1888,7 +1888,7 @@
       </w:tr>
       <w:tr>
         <w:trPr>
-          <w:trHeight w:hRule="atLeast" w:val="187"/>
+          <w:trHeight w:hRule="exact" w:val="187"/>
           <w:jc w:val="center"/>
         </w:trPr>
         <w:tc>
@@ -2172,7 +2172,7 @@
       </w:tr>
       <w:tr>
         <w:trPr>
-          <w:trHeight w:hRule="atLeast" w:val="187"/>
+          <w:trHeight w:hRule="exact" w:val="187"/>
           <w:jc w:val="center"/>
         </w:trPr>
         <w:tc>
@@ -2409,7 +2409,7 @@
       </w:tr>
       <w:tr>
         <w:trPr>
-          <w:trHeight w:hRule="atLeast" w:val="187"/>
+          <w:trHeight w:hRule="exact" w:val="187"/>
           <w:jc w:val="center"/>
         </w:trPr>
         <w:tc>
@@ -5204,7 +5204,7 @@
       </w:tr>
       <w:tr>
         <w:trPr>
-          <w:trHeight w:hRule="atLeast" w:val="256"/>
+          <w:trHeight w:hRule="exact" w:val="256"/>
           <w:jc w:val="center"/>
         </w:trPr>
         <w:tc>
@@ -6844,7 +6844,7 @@
       </w:tr>
       <w:tr>
         <w:trPr>
-          <w:trHeight w:hRule="atLeast" w:val="52"/>
+          <w:trHeight w:hRule="exact" w:val="52"/>
           <w:jc w:val="center"/>
         </w:trPr>
         <w:tc>
@@ -12524,7 +12524,7 @@
       </w:tr>
       <w:tr>
         <w:trPr>
-          <w:trHeight w:hRule="atLeast" w:val="284"/>
+          <w:trHeight w:hRule="exact" w:val="284"/>
         </w:trPr>
         <w:tc>
           <w:tcPr>
